--- a/Eves Ballad scriptact.docx
+++ b/Eves Ballad scriptact.docx
@@ -4,9 +4,113 @@
   <w:body>
     <w:p>
       <w:pPr>
+        <w:spacing w:after="3306" w:line="259" w:lineRule="auto"/>
+        <w:ind w:left="1598" w:firstLine="0"/>
+        <w:jc w:val="center"/>
+      </w:pPr>
+      <w:r>
+        <w:t xml:space="preserve"> </w:t>
+      </w:r>
+    </w:p>
+    <w:p>
+      <w:pPr>
+        <w:spacing w:after="0" w:line="259" w:lineRule="auto"/>
+        <w:ind w:left="0" w:firstLine="0"/>
+      </w:pPr>
+      <w:r>
+        <w:t xml:space="preserve"> </w:t>
+      </w:r>
+    </w:p>
+    <w:p>
+      <w:pPr>
+        <w:spacing w:after="186" w:line="259" w:lineRule="auto"/>
+        <w:ind w:left="1608"/>
+        <w:jc w:val="center"/>
+      </w:pPr>
+      <w:r>
+        <w:t>EVE'S BALLAD</w:t>
+      </w:r>
+    </w:p>
+    <w:p>
+      <w:pPr>
+        <w:spacing w:after="0" w:line="259" w:lineRule="auto"/>
+        <w:ind w:left="0" w:firstLine="0"/>
+      </w:pPr>
+      <w:r>
+        <w:t xml:space="preserve"> </w:t>
+      </w:r>
+    </w:p>
+    <w:p>
+      <w:pPr>
+        <w:spacing w:after="0" w:line="259" w:lineRule="auto"/>
+        <w:ind w:left="1598" w:firstLine="0"/>
+        <w:jc w:val="center"/>
+      </w:pPr>
+      <w:r>
+        <w:t xml:space="preserve"> </w:t>
+      </w:r>
+    </w:p>
+    <w:p>
+      <w:pPr>
+        <w:spacing w:after="0" w:line="259" w:lineRule="auto"/>
+        <w:ind w:left="0" w:firstLine="0"/>
+      </w:pPr>
+      <w:r>
+        <w:t xml:space="preserve"> </w:t>
+      </w:r>
+    </w:p>
+    <w:p>
+      <w:pPr>
+        <w:spacing w:after="186" w:line="259" w:lineRule="auto"/>
+        <w:ind w:left="1608"/>
+        <w:jc w:val="center"/>
+      </w:pPr>
+      <w:r>
+        <w:t>Written by</w:t>
+      </w:r>
+    </w:p>
+    <w:p>
+      <w:pPr>
+        <w:spacing w:after="0" w:line="259" w:lineRule="auto"/>
+        <w:ind w:left="0" w:firstLine="0"/>
+      </w:pPr>
+      <w:r>
+        <w:t xml:space="preserve"> </w:t>
+      </w:r>
+    </w:p>
+    <w:p>
+      <w:pPr>
+        <w:spacing w:after="0" w:line="846" w:lineRule="auto"/>
+        <w:ind w:left="0" w:right="1862" w:firstLine="0"/>
+        <w:jc w:val="center"/>
+      </w:pPr>
+      <w:r>
+        <w:t>Valer</w:t>
+      </w:r>
+      <w:r>
+        <w:t>ia</w:t>
+      </w:r>
+      <w:r>
+        <w:t xml:space="preserve"> </w:t>
+      </w:r>
+      <w:proofErr w:type="spellStart"/>
+      <w:r>
+        <w:t>Curciubas</w:t>
+      </w:r>
+      <w:proofErr w:type="spellEnd"/>
+      <w:r>
+        <w:t xml:space="preserve">  </w:t>
+      </w:r>
+      <w:r>
+        <w:br w:type="page"/>
+      </w:r>
+    </w:p>
+    <w:p>
+      <w:pPr>
         <w:ind w:right="2010"/>
       </w:pPr>
       <w:r>
+        <w:lastRenderedPageBreak/>
         <w:t>1.</w:t>
       </w:r>
     </w:p>
@@ -32,7 +136,15 @@
         <w:ind w:left="2170"/>
       </w:pPr>
       <w:r>
-        <w:t>Magdalene is tending to the fire. Eve just woke up. The dog is on the floor wagging his tail. The sun is shinning through the window. There are birds flying and singing outside. (Repeated still).</w:t>
+        <w:t xml:space="preserve">Magdalene is tending to the fire. Eve just woke up. The dog is on the floor wagging his tail. The sun is </w:t>
+      </w:r>
+      <w:proofErr w:type="spellStart"/>
+      <w:r>
+        <w:t>shinning</w:t>
+      </w:r>
+      <w:proofErr w:type="spellEnd"/>
+      <w:r>
+        <w:t xml:space="preserve"> through the window. There are birds flying and singing outside. (Repeated still).</w:t>
       </w:r>
     </w:p>
     <w:p>
@@ -79,7 +191,7 @@
     </w:p>
     <w:p>
       <w:pPr>
-        <w:pStyle w:val="Heading1"/>
+        <w:pStyle w:val="1"/>
         <w:ind w:left="10" w:right="407"/>
       </w:pPr>
       <w:r>
@@ -156,7 +268,7 @@
     </w:p>
     <w:p>
       <w:pPr>
-        <w:pStyle w:val="Heading1"/>
+        <w:pStyle w:val="1"/>
         <w:ind w:left="10" w:right="407"/>
       </w:pPr>
       <w:r>
@@ -215,7 +327,7 @@
     </w:p>
     <w:p>
       <w:pPr>
-        <w:pStyle w:val="Heading1"/>
+        <w:pStyle w:val="1"/>
         <w:ind w:left="10" w:right="407"/>
       </w:pPr>
       <w:r>
@@ -241,7 +353,7 @@
     </w:p>
     <w:p>
       <w:pPr>
-        <w:pStyle w:val="Heading1"/>
+        <w:pStyle w:val="1"/>
         <w:ind w:left="10" w:right="407"/>
       </w:pPr>
       <w:r>
@@ -301,7 +413,7 @@
     </w:p>
     <w:p>
       <w:pPr>
-        <w:pStyle w:val="Heading1"/>
+        <w:pStyle w:val="1"/>
         <w:ind w:left="10" w:right="407"/>
       </w:pPr>
       <w:r>
@@ -510,7 +622,15 @@
         <w:t>S</w:t>
       </w:r>
       <w:r>
-        <w:t>he pulls out her flute and plays a light, shimmering melody. A soft animation follows: leaves quiver from the sound, the air itself seems to shimmer gently.</w:t>
+        <w:t xml:space="preserve">he pulls out her flute and plays a light, shimmering melody. A soft animation follows: leaves quiver from the sound, the air itself seems to </w:t>
+      </w:r>
+      <w:proofErr w:type="spellStart"/>
+      <w:r>
+        <w:t>shimmer</w:t>
+      </w:r>
+      <w:proofErr w:type="spellEnd"/>
+      <w:r>
+        <w:t xml:space="preserve"> gently.</w:t>
       </w:r>
     </w:p>
     <w:p>
@@ -566,7 +686,7 @@
     </w:p>
     <w:p>
       <w:pPr>
-        <w:pStyle w:val="Heading1"/>
+        <w:pStyle w:val="1"/>
         <w:spacing w:after="420"/>
         <w:ind w:left="10" w:right="407"/>
       </w:pPr>
@@ -678,7 +798,7 @@
     </w:p>
     <w:p>
       <w:pPr>
-        <w:pStyle w:val="Heading1"/>
+        <w:pStyle w:val="1"/>
         <w:ind w:left="10" w:right="407"/>
       </w:pPr>
       <w:r>
@@ -773,7 +893,7 @@
     </w:p>
     <w:p>
       <w:pPr>
-        <w:pStyle w:val="Heading1"/>
+        <w:pStyle w:val="1"/>
         <w:ind w:left="10" w:right="407"/>
       </w:pPr>
       <w:r>
@@ -1406,6 +1526,12 @@
         <w:spacing w:after="120" w:line="259" w:lineRule="auto"/>
         <w:ind w:left="10" w:right="407"/>
       </w:pPr>
+    </w:p>
+    <w:p>
+      <w:pPr>
+        <w:spacing w:after="120" w:line="259" w:lineRule="auto"/>
+        <w:ind w:left="10" w:right="407"/>
+      </w:pPr>
       <w:r>
         <w:t xml:space="preserve">Magdalene and </w:t>
       </w:r>
@@ -1540,6 +1666,7 @@
         <w:ind w:left="10" w:right="407"/>
       </w:pPr>
       <w:r>
+        <w:lastRenderedPageBreak/>
         <w:t>The forest breathes quietly around them.</w:t>
       </w:r>
     </w:p>
@@ -1818,6 +1945,7 @@
         <w:jc w:val="center"/>
       </w:pPr>
       <w:r>
+        <w:lastRenderedPageBreak/>
         <w:t>MAGDALENE</w:t>
       </w:r>
       <w:r>
@@ -1909,18 +2037,12 @@
       <w:r>
         <w:t>Magdalene follows the sound.</w:t>
       </w:r>
-    </w:p>
-    <w:p>
-      <w:pPr>
-        <w:spacing w:after="120" w:line="259" w:lineRule="auto"/>
-        <w:ind w:left="10" w:right="407"/>
-      </w:pPr>
     </w:p>
     <w:p>
       <w:pPr>
         <w:numPr>
           <w:ilvl w:val="0"/>
-          <w:numId w:val="14"/>
+          <w:numId w:val="16"/>
         </w:numPr>
         <w:spacing w:after="120" w:line="259" w:lineRule="auto"/>
         <w:ind w:right="407"/>
@@ -1941,8 +2063,23 @@
         <w:spacing w:after="120" w:line="259" w:lineRule="auto"/>
         <w:ind w:left="10" w:right="407"/>
       </w:pPr>
-      <w:r>
-        <w:t>The trees suddenly open into a quiet clearing.</w:t>
+    </w:p>
+    <w:p>
+      <w:pPr>
+        <w:spacing w:after="120" w:line="259" w:lineRule="auto"/>
+        <w:ind w:left="10" w:right="407"/>
+      </w:pPr>
+      <w:r>
+        <w:t>The trees open into a quiet clearing.</w:t>
+      </w:r>
+    </w:p>
+    <w:p>
+      <w:pPr>
+        <w:spacing w:after="120" w:line="259" w:lineRule="auto"/>
+        <w:ind w:left="10" w:right="407"/>
+      </w:pPr>
+      <w:r>
+        <w:t>The air feels heavier here.</w:t>
       </w:r>
     </w:p>
     <w:p>
@@ -1956,7 +2093,7 @@
       </w:r>
       <w:proofErr w:type="spellEnd"/>
       <w:r>
-        <w:t xml:space="preserve"> stands near the </w:t>
+        <w:t xml:space="preserve"> stands still near the </w:t>
       </w:r>
       <w:proofErr w:type="spellStart"/>
       <w:r>
@@ -1964,16 +2101,16 @@
       </w:r>
       <w:proofErr w:type="spellEnd"/>
       <w:r>
-        <w:t>, tail stiff.</w:t>
-      </w:r>
-    </w:p>
-    <w:p>
-      <w:pPr>
-        <w:spacing w:after="120" w:line="259" w:lineRule="auto"/>
-        <w:ind w:left="10" w:right="407"/>
-      </w:pPr>
-      <w:r>
-        <w:t>Magdalene steps forward.</w:t>
+        <w:t>.</w:t>
+      </w:r>
+    </w:p>
+    <w:p>
+      <w:pPr>
+        <w:spacing w:after="120" w:line="259" w:lineRule="auto"/>
+        <w:ind w:left="10" w:right="407"/>
+      </w:pPr>
+      <w:r>
+        <w:t>Magdalene steps forward slowly.</w:t>
       </w:r>
     </w:p>
     <w:p>
@@ -1991,59 +2128,47 @@
         <w:ind w:left="10" w:right="407"/>
       </w:pPr>
       <w:r>
-        <w:t>A</w:t>
-      </w:r>
-      <w:r>
-        <w:t xml:space="preserve"> massive tree </w:t>
-      </w:r>
-      <w:r>
-        <w:t>rising above the grove.</w:t>
-      </w:r>
-    </w:p>
-    <w:p>
-      <w:pPr>
-        <w:spacing w:after="120" w:line="259" w:lineRule="auto"/>
-        <w:ind w:left="10" w:right="407"/>
-      </w:pPr>
-      <w:r>
-        <w:t>Larger than anything in the forest.</w:t>
-      </w:r>
-    </w:p>
-    <w:p>
-      <w:pPr>
-        <w:spacing w:after="120" w:line="259" w:lineRule="auto"/>
-        <w:ind w:left="10" w:right="407"/>
-      </w:pPr>
-      <w:r>
-        <w:t>Its roots spread across the earth like buried roads.</w:t>
-      </w:r>
-    </w:p>
-    <w:p>
-      <w:pPr>
-        <w:spacing w:after="120" w:line="259" w:lineRule="auto"/>
-        <w:ind w:left="10" w:right="407"/>
-      </w:pPr>
-      <w:r>
-        <w:t>Its branches disappear high into the canopy.</w:t>
-      </w:r>
-    </w:p>
-    <w:p>
-      <w:pPr>
-        <w:spacing w:after="120" w:line="259" w:lineRule="auto"/>
-        <w:ind w:left="10" w:right="407"/>
-      </w:pPr>
-      <w:r>
-        <w:t>Magdalene pauses.</w:t>
-      </w:r>
-    </w:p>
-    <w:p>
-      <w:pPr>
-        <w:spacing w:after="120" w:line="259" w:lineRule="auto"/>
-        <w:ind w:left="0" w:right="407" w:firstLine="0"/>
-      </w:pPr>
-      <w:r>
-        <w:t>…</w:t>
-      </w:r>
+        <w:t>A massive tree, towering above the forest.</w:t>
+      </w:r>
+    </w:p>
+    <w:p>
+      <w:pPr>
+        <w:spacing w:after="120" w:line="259" w:lineRule="auto"/>
+        <w:ind w:left="10" w:right="407"/>
+      </w:pPr>
+      <w:r>
+        <w:t>Its trunk is thick, dark, deeply scarred by time.</w:t>
+      </w:r>
+    </w:p>
+    <w:p>
+      <w:pPr>
+        <w:spacing w:after="120" w:line="259" w:lineRule="auto"/>
+        <w:ind w:left="10" w:right="407"/>
+      </w:pPr>
+      <w:r>
+        <w:t>Its branches stretch high into the light.</w:t>
+      </w:r>
+    </w:p>
+    <w:p>
+      <w:pPr>
+        <w:spacing w:after="120" w:line="259" w:lineRule="auto"/>
+        <w:ind w:left="10" w:right="407"/>
+      </w:pPr>
+      <w:r>
+        <w:t>Its roots spread outward, breaking through the earth like</w:t>
+      </w:r>
+      <w:r>
+        <w:t xml:space="preserve"> </w:t>
+      </w:r>
+      <w:r>
+        <w:t>old forgotten roads.</w:t>
+      </w:r>
+    </w:p>
+    <w:p>
+      <w:pPr>
+        <w:spacing w:after="120" w:line="259" w:lineRule="auto"/>
+        <w:ind w:left="10" w:right="407"/>
+      </w:pPr>
     </w:p>
     <w:p>
       <w:pPr>
@@ -2066,17 +2191,83 @@
         <w:jc w:val="center"/>
       </w:pPr>
       <w:r>
-        <w:t>You’ve been here longer than the</w:t>
+        <w:t>You’ve seen more winters than</w:t>
       </w:r>
       <w:r>
         <w:br/>
-        <w:t>village, haven’t you?</w:t>
-      </w:r>
-    </w:p>
-    <w:p>
-      <w:pPr>
-        <w:spacing w:after="120" w:line="259" w:lineRule="auto"/>
-        <w:ind w:left="10" w:right="407"/>
+        <w:t>any of us.</w:t>
+      </w:r>
+    </w:p>
+    <w:p>
+      <w:pPr>
+        <w:spacing w:after="120" w:line="259" w:lineRule="auto"/>
+        <w:ind w:left="10" w:right="407"/>
+      </w:pPr>
+    </w:p>
+    <w:p>
+      <w:pPr>
+        <w:spacing w:after="120" w:line="259" w:lineRule="auto"/>
+        <w:ind w:left="10" w:right="407"/>
+      </w:pPr>
+      <w:proofErr w:type="spellStart"/>
+      <w:r>
+        <w:t>Codru</w:t>
+      </w:r>
+      <w:proofErr w:type="spellEnd"/>
+      <w:r>
+        <w:t xml:space="preserve"> circles the trunk, sniffing.</w:t>
+      </w:r>
+    </w:p>
+    <w:p>
+      <w:pPr>
+        <w:spacing w:after="120" w:line="259" w:lineRule="auto"/>
+        <w:ind w:left="10" w:right="407"/>
+      </w:pPr>
+      <w:r>
+        <w:t>A leaf falls.</w:t>
+      </w:r>
+    </w:p>
+    <w:p>
+      <w:pPr>
+        <w:spacing w:after="120" w:line="259" w:lineRule="auto"/>
+        <w:ind w:left="10" w:right="407"/>
+      </w:pPr>
+      <w:r>
+        <w:lastRenderedPageBreak/>
+        <w:t>Slowly.</w:t>
+      </w:r>
+    </w:p>
+    <w:p>
+      <w:pPr>
+        <w:spacing w:after="120" w:line="259" w:lineRule="auto"/>
+        <w:ind w:left="10" w:right="407"/>
+      </w:pPr>
+      <w:r>
+        <w:t>The wind moves differently here.</w:t>
+      </w:r>
+    </w:p>
+    <w:p>
+      <w:pPr>
+        <w:spacing w:after="120" w:line="259" w:lineRule="auto"/>
+        <w:ind w:left="10" w:right="407"/>
+      </w:pPr>
+      <w:r>
+        <w:t>Slower.</w:t>
+      </w:r>
+    </w:p>
+    <w:p>
+      <w:pPr>
+        <w:spacing w:after="120" w:line="259" w:lineRule="auto"/>
+        <w:ind w:left="10" w:right="407"/>
+      </w:pPr>
+      <w:r>
+        <w:t>Heavier.</w:t>
+      </w:r>
+    </w:p>
+    <w:p>
+      <w:pPr>
+        <w:spacing w:after="120" w:line="259" w:lineRule="auto"/>
+        <w:ind w:left="0" w:right="407" w:firstLine="0"/>
       </w:pPr>
       <w:r>
         <w:t>…</w:t>
@@ -2087,41 +2278,205 @@
         <w:spacing w:after="120" w:line="259" w:lineRule="auto"/>
         <w:ind w:left="10" w:right="407"/>
       </w:pPr>
+      <w:r>
+        <w:t>Magdalene looks up.</w:t>
+      </w:r>
+    </w:p>
+    <w:p>
+      <w:pPr>
+        <w:spacing w:after="120" w:line="259" w:lineRule="auto"/>
+        <w:ind w:left="10" w:right="407"/>
+      </w:pPr>
+      <w:r>
+        <w:t>For a brief moment, something flickers among the branches.</w:t>
+      </w:r>
+    </w:p>
+    <w:p>
+      <w:pPr>
+        <w:spacing w:after="120" w:line="259" w:lineRule="auto"/>
+        <w:ind w:left="10" w:right="407"/>
+      </w:pPr>
+      <w:r>
+        <w:t>A pale shimmer.</w:t>
+      </w:r>
+    </w:p>
+    <w:p>
+      <w:pPr>
+        <w:spacing w:after="120" w:line="259" w:lineRule="auto"/>
+        <w:ind w:left="10" w:right="407"/>
+      </w:pPr>
+      <w:r>
+        <w:t>Gone.</w:t>
+      </w:r>
+    </w:p>
+    <w:p>
+      <w:pPr>
+        <w:spacing w:after="120" w:line="259" w:lineRule="auto"/>
+        <w:ind w:left="10" w:right="407"/>
+      </w:pPr>
+    </w:p>
+    <w:p>
+      <w:pPr>
+        <w:spacing w:after="120" w:line="259" w:lineRule="auto"/>
+        <w:ind w:left="10" w:right="407"/>
+        <w:jc w:val="center"/>
+      </w:pPr>
+      <w:r>
+        <w:t>MAGDALENE</w:t>
+      </w:r>
+      <w:r>
+        <w:br/>
+        <w:t>Probably birds.</w:t>
+      </w:r>
+    </w:p>
+    <w:p>
+      <w:pPr>
+        <w:spacing w:after="120" w:line="259" w:lineRule="auto"/>
+        <w:ind w:left="10" w:right="407"/>
+      </w:pPr>
+    </w:p>
+    <w:p>
+      <w:pPr>
+        <w:spacing w:after="120" w:line="259" w:lineRule="auto"/>
+        <w:ind w:left="10" w:right="407"/>
+      </w:pPr>
+      <w:r>
+        <w:t>A sudden rustle.</w:t>
+      </w:r>
+    </w:p>
+    <w:p>
+      <w:pPr>
+        <w:spacing w:after="120" w:line="259" w:lineRule="auto"/>
+        <w:ind w:left="10" w:right="407"/>
+      </w:pPr>
+      <w:r>
+        <w:t>A hare bursts from the grass.</w:t>
+      </w:r>
+    </w:p>
+    <w:p>
+      <w:pPr>
+        <w:spacing w:after="120" w:line="259" w:lineRule="auto"/>
+        <w:ind w:left="10" w:right="407"/>
+      </w:pPr>
       <w:proofErr w:type="spellStart"/>
       <w:r>
         <w:t>Codru</w:t>
       </w:r>
       <w:proofErr w:type="spellEnd"/>
       <w:r>
-        <w:t xml:space="preserve"> circles the trunk, sniffing.</w:t>
-      </w:r>
-    </w:p>
-    <w:p>
-      <w:pPr>
-        <w:spacing w:after="120" w:line="259" w:lineRule="auto"/>
-        <w:ind w:left="10" w:right="407"/>
-      </w:pPr>
-      <w:r>
-        <w:t>A leaf falls slowly from above.</w:t>
-      </w:r>
-    </w:p>
-    <w:p>
-      <w:pPr>
-        <w:spacing w:after="120" w:line="259" w:lineRule="auto"/>
-        <w:ind w:left="10" w:right="407"/>
-      </w:pPr>
-      <w:r>
-        <w:t>The wind moves differently here.</w:t>
-      </w:r>
-    </w:p>
-    <w:p>
-      <w:pPr>
-        <w:spacing w:after="120" w:line="259" w:lineRule="auto"/>
-        <w:ind w:left="10" w:right="407"/>
-      </w:pPr>
-      <w:r>
-        <w:t>Heavier.</w:t>
-      </w:r>
+        <w:t xml:space="preserve"> barks and runs after it.</w:t>
+      </w:r>
+    </w:p>
+    <w:p>
+      <w:pPr>
+        <w:spacing w:after="120" w:line="259" w:lineRule="auto"/>
+        <w:ind w:left="10" w:right="407"/>
+      </w:pPr>
+    </w:p>
+    <w:p>
+      <w:pPr>
+        <w:spacing w:after="120" w:line="259" w:lineRule="auto"/>
+        <w:ind w:left="10" w:right="407"/>
+        <w:jc w:val="center"/>
+      </w:pPr>
+      <w:r>
+        <w:t>MAGDALENE</w:t>
+      </w:r>
+      <w:r>
+        <w:br/>
+      </w:r>
+      <w:proofErr w:type="spellStart"/>
+      <w:r>
+        <w:t>Codru</w:t>
+      </w:r>
+      <w:proofErr w:type="spellEnd"/>
+      <w:r>
+        <w:t>—!</w:t>
+      </w:r>
+    </w:p>
+    <w:p>
+      <w:pPr>
+        <w:spacing w:after="120" w:line="259" w:lineRule="auto"/>
+        <w:ind w:left="10" w:right="407"/>
+      </w:pPr>
+    </w:p>
+    <w:p>
+      <w:pPr>
+        <w:spacing w:after="120" w:line="259" w:lineRule="auto"/>
+        <w:ind w:left="10" w:right="407"/>
+      </w:pPr>
+      <w:r>
+        <w:t>The dog disappears past the trunk, toward the far side of</w:t>
+      </w:r>
+      <w:r>
+        <w:br/>
+        <w:t>the clearing.</w:t>
+      </w:r>
+    </w:p>
+    <w:p>
+      <w:pPr>
+        <w:spacing w:after="120" w:line="259" w:lineRule="auto"/>
+        <w:ind w:left="10" w:right="407"/>
+      </w:pPr>
+      <w:r>
+        <w:t>Magdalene follows.</w:t>
+      </w:r>
+    </w:p>
+    <w:p>
+      <w:pPr>
+        <w:spacing w:after="120" w:line="259" w:lineRule="auto"/>
+        <w:ind w:left="0" w:right="407" w:firstLine="0"/>
+      </w:pPr>
+    </w:p>
+    <w:p>
+      <w:pPr>
+        <w:spacing w:after="120" w:line="259" w:lineRule="auto"/>
+        <w:ind w:left="10" w:right="407"/>
+      </w:pPr>
+      <w:r>
+        <w:t>PLAYER CONTROL</w:t>
+      </w:r>
+    </w:p>
+    <w:p>
+      <w:pPr>
+        <w:spacing w:after="120" w:line="259" w:lineRule="auto"/>
+        <w:ind w:left="10" w:right="407"/>
+      </w:pPr>
+      <w:r>
+        <w:t>FOLLOW CODRU</w:t>
+      </w:r>
+    </w:p>
+    <w:p>
+      <w:pPr>
+        <w:spacing w:after="120" w:line="259" w:lineRule="auto"/>
+        <w:ind w:left="10" w:right="407"/>
+      </w:pPr>
+    </w:p>
+    <w:p>
+      <w:pPr>
+        <w:numPr>
+          <w:ilvl w:val="0"/>
+          <w:numId w:val="17"/>
+        </w:numPr>
+        <w:spacing w:after="120" w:line="259" w:lineRule="auto"/>
+        <w:ind w:right="407"/>
+        <w:jc w:val="center"/>
+      </w:pPr>
+    </w:p>
+    <w:p>
+      <w:pPr>
+        <w:spacing w:after="120" w:line="259" w:lineRule="auto"/>
+        <w:ind w:left="10" w:right="407"/>
+      </w:pPr>
+      <w:r>
+        <w:t>EXT. EDGE OF THE GROVE – CONTINUOUS</w:t>
+      </w:r>
+    </w:p>
+    <w:p>
+      <w:pPr>
+        <w:spacing w:after="120" w:line="259" w:lineRule="auto"/>
+        <w:ind w:left="10" w:right="407"/>
+      </w:pPr>
     </w:p>
     <w:p>
       <w:pPr>
@@ -2130,56 +2485,56 @@
       </w:pPr>
       <w:r>
         <w:lastRenderedPageBreak/>
-        <w:t>Slower.</w:t>
-      </w:r>
-    </w:p>
-    <w:p>
-      <w:pPr>
-        <w:spacing w:after="120" w:line="259" w:lineRule="auto"/>
-        <w:ind w:left="10" w:right="407"/>
-      </w:pPr>
-      <w:r>
-        <w:t>Magdalene watches the branches.</w:t>
-      </w:r>
-    </w:p>
-    <w:p>
-      <w:pPr>
-        <w:spacing w:after="120" w:line="259" w:lineRule="auto"/>
-        <w:ind w:left="10" w:right="407"/>
-      </w:pPr>
-      <w:r>
-        <w:t>For a brief moment, something flickers high among the</w:t>
+        <w:t>Magdalene circles around the tree.</w:t>
+      </w:r>
+    </w:p>
+    <w:p>
+      <w:pPr>
+        <w:spacing w:after="120" w:line="259" w:lineRule="auto"/>
+        <w:ind w:left="10" w:right="407"/>
+      </w:pPr>
+      <w:r>
+        <w:t>The trunk remains behind her, half-visible between the</w:t>
       </w:r>
       <w:r>
         <w:br/>
-        <w:t>leaves.</w:t>
-      </w:r>
-    </w:p>
-    <w:p>
-      <w:pPr>
-        <w:spacing w:after="120" w:line="259" w:lineRule="auto"/>
-        <w:ind w:left="10" w:right="407"/>
-      </w:pPr>
-      <w:r>
-        <w:t>Like pale shapes turning in the light.</w:t>
-      </w:r>
-    </w:p>
-    <w:p>
-      <w:pPr>
-        <w:spacing w:after="120" w:line="259" w:lineRule="auto"/>
-        <w:ind w:left="10" w:right="407"/>
-      </w:pPr>
-      <w:r>
-        <w:t>She blinks.</w:t>
-      </w:r>
-    </w:p>
-    <w:p>
-      <w:pPr>
-        <w:spacing w:after="120" w:line="259" w:lineRule="auto"/>
-        <w:ind w:left="10" w:right="407"/>
-      </w:pPr>
-      <w:r>
-        <w:t>It’s gone.</w:t>
+        <w:t>other trees.</w:t>
+      </w:r>
+    </w:p>
+    <w:p>
+      <w:pPr>
+        <w:spacing w:after="120" w:line="259" w:lineRule="auto"/>
+        <w:ind w:left="10" w:right="407"/>
+      </w:pPr>
+      <w:r>
+        <w:t>…</w:t>
+      </w:r>
+    </w:p>
+    <w:p>
+      <w:pPr>
+        <w:spacing w:after="120" w:line="259" w:lineRule="auto"/>
+        <w:ind w:left="10" w:right="407"/>
+      </w:pPr>
+      <w:r>
+        <w:t>The roots grow thicker here.</w:t>
+      </w:r>
+    </w:p>
+    <w:p>
+      <w:pPr>
+        <w:spacing w:after="120" w:line="259" w:lineRule="auto"/>
+        <w:ind w:left="10" w:right="407"/>
+      </w:pPr>
+      <w:r>
+        <w:t>More numerous.</w:t>
+      </w:r>
+    </w:p>
+    <w:p>
+      <w:pPr>
+        <w:spacing w:after="120" w:line="259" w:lineRule="auto"/>
+        <w:ind w:left="10" w:right="407"/>
+      </w:pPr>
+      <w:r>
+        <w:t>Twisting in and out of the ground.</w:t>
       </w:r>
     </w:p>
     <w:p>
@@ -2193,7 +2548,32 @@
       </w:r>
       <w:r>
         <w:br/>
-        <w:t>Just birds.</w:t>
+      </w:r>
+      <w:proofErr w:type="spellStart"/>
+      <w:r>
+        <w:t>Codru</w:t>
+      </w:r>
+      <w:proofErr w:type="spellEnd"/>
+      <w:r>
+        <w:t>!</w:t>
+      </w:r>
+    </w:p>
+    <w:p>
+      <w:pPr>
+        <w:spacing w:after="120" w:line="259" w:lineRule="auto"/>
+        <w:ind w:left="10" w:right="407"/>
+      </w:pPr>
+      <w:r>
+        <w:t>A faint whimper.</w:t>
+      </w:r>
+    </w:p>
+    <w:p>
+      <w:pPr>
+        <w:spacing w:after="120" w:line="259" w:lineRule="auto"/>
+        <w:ind w:left="10" w:right="407"/>
+      </w:pPr>
+      <w:r>
+        <w:t>Not far.</w:t>
       </w:r>
     </w:p>
     <w:p>
@@ -2207,6 +2587,77 @@
     </w:p>
     <w:p>
       <w:pPr>
+        <w:numPr>
+          <w:ilvl w:val="0"/>
+          <w:numId w:val="18"/>
+        </w:numPr>
+        <w:spacing w:after="120" w:line="259" w:lineRule="auto"/>
+        <w:ind w:right="407"/>
+        <w:jc w:val="center"/>
+      </w:pPr>
+    </w:p>
+    <w:p>
+      <w:pPr>
+        <w:spacing w:after="120" w:line="259" w:lineRule="auto"/>
+        <w:ind w:left="10" w:right="407"/>
+      </w:pPr>
+      <w:r>
+        <w:t>EXT. ROOTS OF THE TREE – CONTINUOUS</w:t>
+      </w:r>
+    </w:p>
+    <w:p>
+      <w:pPr>
+        <w:spacing w:after="120" w:line="259" w:lineRule="auto"/>
+        <w:ind w:left="10" w:right="407"/>
+      </w:pPr>
+    </w:p>
+    <w:p>
+      <w:pPr>
+        <w:spacing w:after="120" w:line="259" w:lineRule="auto"/>
+        <w:ind w:left="10" w:right="407"/>
+      </w:pPr>
+      <w:r>
+        <w:t>Magdalene steps into a tight space between trees.</w:t>
+      </w:r>
+    </w:p>
+    <w:p>
+      <w:pPr>
+        <w:spacing w:after="120" w:line="259" w:lineRule="auto"/>
+        <w:ind w:left="10" w:right="407"/>
+      </w:pPr>
+      <w:r>
+        <w:t>Roots push through the earth everywhere.</w:t>
+      </w:r>
+    </w:p>
+    <w:p>
+      <w:pPr>
+        <w:spacing w:after="120" w:line="259" w:lineRule="auto"/>
+        <w:ind w:left="10" w:right="407"/>
+      </w:pPr>
+      <w:r>
+        <w:t>Some as thick as arms.</w:t>
+      </w:r>
+    </w:p>
+    <w:p>
+      <w:pPr>
+        <w:spacing w:after="120" w:line="259" w:lineRule="auto"/>
+        <w:ind w:left="10" w:right="407"/>
+      </w:pPr>
+      <w:r>
+        <w:t>Others as thick as young trunks.</w:t>
+      </w:r>
+    </w:p>
+    <w:p>
+      <w:pPr>
+        <w:spacing w:after="120" w:line="259" w:lineRule="auto"/>
+        <w:ind w:left="10" w:right="407"/>
+      </w:pPr>
+      <w:r>
+        <w:t>…</w:t>
+      </w:r>
+    </w:p>
+    <w:p>
+      <w:pPr>
         <w:spacing w:after="120" w:line="259" w:lineRule="auto"/>
         <w:ind w:left="10" w:right="407"/>
       </w:pPr>
@@ -2216,34 +2667,91 @@
       </w:r>
       <w:proofErr w:type="spellEnd"/>
       <w:r>
-        <w:t xml:space="preserve"> suddenly darts past the tree again.</w:t>
-      </w:r>
-    </w:p>
-    <w:p>
-      <w:pPr>
-        <w:spacing w:after="120" w:line="259" w:lineRule="auto"/>
-        <w:ind w:left="10" w:right="407"/>
-      </w:pPr>
-      <w:r>
-        <w:t>The hare bursts from the grass and runs deeper into the</w:t>
+        <w:t xml:space="preserve"> is there.</w:t>
+      </w:r>
+    </w:p>
+    <w:p>
+      <w:pPr>
+        <w:spacing w:after="120" w:line="259" w:lineRule="auto"/>
+        <w:ind w:left="10" w:right="407"/>
+      </w:pPr>
+      <w:r>
+        <w:t>Trapped.</w:t>
+      </w:r>
+    </w:p>
+    <w:p>
+      <w:pPr>
+        <w:spacing w:after="120" w:line="259" w:lineRule="auto"/>
+        <w:ind w:left="10" w:right="407"/>
+      </w:pPr>
+      <w:r>
+        <w:t>A heavy root pins his hind legs.</w:t>
+      </w:r>
+    </w:p>
+    <w:p>
+      <w:pPr>
+        <w:spacing w:after="120" w:line="259" w:lineRule="auto"/>
+        <w:ind w:left="10" w:right="407"/>
+      </w:pPr>
+      <w:r>
+        <w:t>He struggles weakly.</w:t>
+      </w:r>
+    </w:p>
+    <w:p>
+      <w:pPr>
+        <w:spacing w:after="120" w:line="259" w:lineRule="auto"/>
+        <w:ind w:left="10" w:right="407"/>
+        <w:jc w:val="center"/>
+      </w:pPr>
+      <w:r>
+        <w:t>MAGDALENE</w:t>
       </w:r>
       <w:r>
         <w:br/>
-        <w:t>forest.</w:t>
-      </w:r>
-    </w:p>
-    <w:p>
-      <w:pPr>
-        <w:spacing w:after="120" w:line="259" w:lineRule="auto"/>
-        <w:ind w:left="10" w:right="407"/>
-      </w:pPr>
+      </w:r>
       <w:proofErr w:type="spellStart"/>
       <w:r>
         <w:t>Codru</w:t>
       </w:r>
       <w:proofErr w:type="spellEnd"/>
       <w:r>
-        <w:t xml:space="preserve"> follows.</w:t>
+        <w:t>!</w:t>
+      </w:r>
+    </w:p>
+    <w:p>
+      <w:pPr>
+        <w:spacing w:after="120" w:line="259" w:lineRule="auto"/>
+        <w:ind w:left="10" w:right="407"/>
+      </w:pPr>
+      <w:r>
+        <w:t>…</w:t>
+      </w:r>
+    </w:p>
+    <w:p>
+      <w:pPr>
+        <w:spacing w:after="120" w:line="259" w:lineRule="auto"/>
+        <w:ind w:left="10" w:right="407"/>
+      </w:pPr>
+      <w:r>
+        <w:t>She drops to her knees beside him.</w:t>
+      </w:r>
+    </w:p>
+    <w:p>
+      <w:pPr>
+        <w:spacing w:after="120" w:line="259" w:lineRule="auto"/>
+        <w:ind w:left="10" w:right="407"/>
+      </w:pPr>
+      <w:r>
+        <w:t>Tries to lift the root.</w:t>
+      </w:r>
+    </w:p>
+    <w:p>
+      <w:pPr>
+        <w:spacing w:after="120" w:line="259" w:lineRule="auto"/>
+        <w:ind w:left="10" w:right="407"/>
+      </w:pPr>
+      <w:r>
+        <w:t>It doesn’t move.</w:t>
       </w:r>
     </w:p>
     <w:p>
@@ -2257,17 +2765,409 @@
       </w:r>
       <w:r>
         <w:br/>
-        <w:t>Hey—!</w:t>
-      </w:r>
-    </w:p>
-    <w:p>
-      <w:pPr>
-        <w:spacing w:after="120" w:line="259" w:lineRule="auto"/>
-        <w:ind w:left="10" w:right="407"/>
+        <w:t>Easy… easy.</w:t>
+      </w:r>
+    </w:p>
+    <w:p>
+      <w:pPr>
+        <w:spacing w:after="120" w:line="259" w:lineRule="auto"/>
+        <w:ind w:left="10" w:right="407"/>
+      </w:pPr>
+      <w:proofErr w:type="spellStart"/>
+      <w:r>
+        <w:lastRenderedPageBreak/>
+        <w:t>Codru</w:t>
+      </w:r>
+      <w:proofErr w:type="spellEnd"/>
+      <w:r>
+        <w:t xml:space="preserve"> whimpers.</w:t>
+      </w:r>
+    </w:p>
+    <w:p>
+      <w:pPr>
+        <w:spacing w:after="120" w:line="259" w:lineRule="auto"/>
+        <w:ind w:left="0" w:right="407" w:firstLine="0"/>
+      </w:pPr>
+    </w:p>
+    <w:p>
+      <w:pPr>
+        <w:spacing w:after="120" w:line="259" w:lineRule="auto"/>
+        <w:ind w:left="10" w:right="407"/>
+      </w:pPr>
+      <w:r>
+        <w:t>PLAYER PROMPT</w:t>
+      </w:r>
+    </w:p>
+    <w:p>
+      <w:pPr>
+        <w:spacing w:after="120" w:line="259" w:lineRule="auto"/>
+        <w:ind w:left="10" w:right="407"/>
+      </w:pPr>
+      <w:r>
+        <w:t>[LIFT THE ROOT]</w:t>
+      </w:r>
+    </w:p>
+    <w:p>
+      <w:pPr>
+        <w:spacing w:after="120" w:line="259" w:lineRule="auto"/>
+        <w:ind w:left="10" w:right="407"/>
+      </w:pPr>
+    </w:p>
+    <w:p>
+      <w:pPr>
+        <w:spacing w:after="120" w:line="259" w:lineRule="auto"/>
+        <w:ind w:left="10" w:right="407"/>
+      </w:pPr>
+      <w:r>
+        <w:t>Magdalene pushes again.</w:t>
+      </w:r>
+    </w:p>
+    <w:p>
+      <w:pPr>
+        <w:spacing w:after="120" w:line="259" w:lineRule="auto"/>
+        <w:ind w:left="10" w:right="407"/>
+      </w:pPr>
+      <w:r>
+        <w:t>The root remains fixed.</w:t>
+      </w:r>
+    </w:p>
+    <w:p>
+      <w:pPr>
+        <w:spacing w:after="120" w:line="259" w:lineRule="auto"/>
+        <w:ind w:left="10" w:right="407"/>
+      </w:pPr>
+      <w:r>
+        <w:t>As if anchored deeper than it should be.</w:t>
+      </w:r>
+    </w:p>
+    <w:p>
+      <w:pPr>
+        <w:spacing w:after="120" w:line="259" w:lineRule="auto"/>
+        <w:ind w:left="10" w:right="407"/>
+      </w:pPr>
+    </w:p>
+    <w:p>
+      <w:pPr>
+        <w:spacing w:after="120" w:line="259" w:lineRule="auto"/>
+        <w:ind w:left="0" w:right="407" w:firstLine="0"/>
         <w:jc w:val="center"/>
       </w:pPr>
       <w:r>
-        <w:t>Wait!</w:t>
+        <w:t>MAGDALENE</w:t>
+      </w:r>
+      <w:r>
+        <w:br/>
+        <w:t>…alright.</w:t>
+      </w:r>
+    </w:p>
+    <w:p>
+      <w:pPr>
+        <w:spacing w:after="120" w:line="259" w:lineRule="auto"/>
+        <w:ind w:left="10" w:right="407"/>
+      </w:pPr>
+    </w:p>
+    <w:p>
+      <w:pPr>
+        <w:spacing w:after="120" w:line="259" w:lineRule="auto"/>
+        <w:ind w:left="10" w:right="407"/>
+      </w:pPr>
+      <w:r>
+        <w:t>She takes the axe from her belt.</w:t>
+      </w:r>
+    </w:p>
+    <w:p>
+      <w:pPr>
+        <w:spacing w:after="120" w:line="259" w:lineRule="auto"/>
+        <w:ind w:left="10" w:right="407"/>
+      </w:pPr>
+      <w:r>
+        <w:t>Pauses.</w:t>
+      </w:r>
+    </w:p>
+    <w:p>
+      <w:pPr>
+        <w:spacing w:after="120" w:line="259" w:lineRule="auto"/>
+        <w:ind w:left="10" w:right="407"/>
+      </w:pPr>
+      <w:r>
+        <w:t>Looks at the wood.</w:t>
+      </w:r>
+    </w:p>
+    <w:p>
+      <w:pPr>
+        <w:spacing w:after="120" w:line="259" w:lineRule="auto"/>
+        <w:ind w:left="10" w:right="407"/>
+      </w:pPr>
+    </w:p>
+    <w:p>
+      <w:pPr>
+        <w:spacing w:after="120" w:line="259" w:lineRule="auto"/>
+        <w:ind w:left="10" w:right="407"/>
+        <w:jc w:val="center"/>
+      </w:pPr>
+      <w:r>
+        <w:t>MAGDALENE</w:t>
+      </w:r>
+      <w:r>
+        <w:br/>
+        <w:t>Just a little.</w:t>
+      </w:r>
+    </w:p>
+    <w:p>
+      <w:pPr>
+        <w:spacing w:after="120" w:line="259" w:lineRule="auto"/>
+        <w:ind w:left="10" w:right="407"/>
+      </w:pPr>
+    </w:p>
+    <w:p>
+      <w:pPr>
+        <w:spacing w:after="120" w:line="259" w:lineRule="auto"/>
+        <w:ind w:left="10" w:right="407"/>
+      </w:pPr>
+      <w:r>
+        <w:t>PLAYER PROMPT</w:t>
+      </w:r>
+    </w:p>
+    <w:p>
+      <w:pPr>
+        <w:spacing w:after="120" w:line="259" w:lineRule="auto"/>
+        <w:ind w:left="10" w:right="407"/>
+      </w:pPr>
+      <w:r>
+        <w:t>[CHOP THE ROOT]</w:t>
+      </w:r>
+    </w:p>
+    <w:p>
+      <w:pPr>
+        <w:spacing w:after="120" w:line="259" w:lineRule="auto"/>
+        <w:ind w:left="10" w:right="407"/>
+      </w:pPr>
+    </w:p>
+    <w:p>
+      <w:pPr>
+        <w:spacing w:after="120" w:line="259" w:lineRule="auto"/>
+        <w:ind w:left="10" w:right="407"/>
+      </w:pPr>
+      <w:r>
+        <w:t>First strike.</w:t>
+      </w:r>
+    </w:p>
+    <w:p>
+      <w:pPr>
+        <w:spacing w:after="120" w:line="259" w:lineRule="auto"/>
+        <w:ind w:left="10" w:right="407"/>
+      </w:pPr>
+      <w:r>
+        <w:t>A deep sound.</w:t>
+      </w:r>
+    </w:p>
+    <w:p>
+      <w:pPr>
+        <w:spacing w:after="120" w:line="259" w:lineRule="auto"/>
+        <w:ind w:left="10" w:right="407"/>
+      </w:pPr>
+      <w:r>
+        <w:t>Not hollow.</w:t>
+      </w:r>
+    </w:p>
+    <w:p>
+      <w:pPr>
+        <w:spacing w:after="120" w:line="259" w:lineRule="auto"/>
+        <w:ind w:left="10" w:right="407"/>
+      </w:pPr>
+      <w:r>
+        <w:t>…</w:t>
+      </w:r>
+    </w:p>
+    <w:p>
+      <w:pPr>
+        <w:spacing w:after="120" w:line="259" w:lineRule="auto"/>
+        <w:ind w:left="10" w:right="407"/>
+      </w:pPr>
+      <w:r>
+        <w:t>Second strike.</w:t>
+      </w:r>
+    </w:p>
+    <w:p>
+      <w:pPr>
+        <w:spacing w:after="120" w:line="259" w:lineRule="auto"/>
+        <w:ind w:left="10" w:right="407"/>
+      </w:pPr>
+      <w:r>
+        <w:t>A faint tremor runs through the ground.</w:t>
+      </w:r>
+    </w:p>
+    <w:p>
+      <w:pPr>
+        <w:spacing w:after="120" w:line="259" w:lineRule="auto"/>
+        <w:ind w:left="10" w:right="407"/>
+      </w:pPr>
+      <w:r>
+        <w:t>Leaves above rustle, though no wind moves.</w:t>
+      </w:r>
+    </w:p>
+    <w:p>
+      <w:pPr>
+        <w:spacing w:after="120" w:line="259" w:lineRule="auto"/>
+        <w:ind w:left="10" w:right="407"/>
+      </w:pPr>
+    </w:p>
+    <w:p>
+      <w:pPr>
+        <w:spacing w:after="120" w:line="259" w:lineRule="auto"/>
+        <w:ind w:left="10" w:right="407"/>
+      </w:pPr>
+      <w:r>
+        <w:t>Magdalene stops.</w:t>
+      </w:r>
+    </w:p>
+    <w:p>
+      <w:pPr>
+        <w:spacing w:after="120" w:line="259" w:lineRule="auto"/>
+        <w:ind w:left="10" w:right="407"/>
+      </w:pPr>
+      <w:r>
+        <w:lastRenderedPageBreak/>
+        <w:t>Listens.</w:t>
+      </w:r>
+    </w:p>
+    <w:p>
+      <w:pPr>
+        <w:spacing w:after="120" w:line="259" w:lineRule="auto"/>
+        <w:ind w:left="10" w:right="407"/>
+      </w:pPr>
+      <w:r>
+        <w:t>…</w:t>
+      </w:r>
+    </w:p>
+    <w:p>
+      <w:pPr>
+        <w:spacing w:after="120" w:line="259" w:lineRule="auto"/>
+        <w:ind w:left="10" w:right="407"/>
+      </w:pPr>
+      <w:r>
+        <w:t>Silence.</w:t>
+      </w:r>
+    </w:p>
+    <w:p>
+      <w:pPr>
+        <w:spacing w:after="120" w:line="259" w:lineRule="auto"/>
+        <w:ind w:left="10" w:right="407"/>
+      </w:pPr>
+      <w:r>
+        <w:t>Too complete.</w:t>
+      </w:r>
+    </w:p>
+    <w:p>
+      <w:pPr>
+        <w:spacing w:after="120" w:line="259" w:lineRule="auto"/>
+        <w:ind w:left="10" w:right="407"/>
+      </w:pPr>
+      <w:r>
+        <w:t>…</w:t>
+      </w:r>
+    </w:p>
+    <w:p>
+      <w:pPr>
+        <w:spacing w:after="120" w:line="259" w:lineRule="auto"/>
+        <w:ind w:left="10" w:right="407"/>
+      </w:pPr>
+      <w:r>
+        <w:t>Third strike.</w:t>
+      </w:r>
+    </w:p>
+    <w:p>
+      <w:pPr>
+        <w:spacing w:after="120" w:line="259" w:lineRule="auto"/>
+        <w:ind w:left="10" w:right="407"/>
+      </w:pPr>
+      <w:r>
+        <w:t>The root cracks.</w:t>
+      </w:r>
+    </w:p>
+    <w:p>
+      <w:pPr>
+        <w:spacing w:after="120" w:line="259" w:lineRule="auto"/>
+        <w:ind w:left="10" w:right="407"/>
+      </w:pPr>
+      <w:r>
+        <w:t>A dull, muffled sound.</w:t>
+      </w:r>
+    </w:p>
+    <w:p>
+      <w:pPr>
+        <w:spacing w:after="120" w:line="259" w:lineRule="auto"/>
+        <w:ind w:left="10" w:right="407"/>
+      </w:pPr>
+      <w:r>
+        <w:t>…</w:t>
+      </w:r>
+    </w:p>
+    <w:p>
+      <w:pPr>
+        <w:spacing w:after="120" w:line="259" w:lineRule="auto"/>
+        <w:ind w:left="10" w:right="407"/>
+      </w:pPr>
+      <w:proofErr w:type="spellStart"/>
+      <w:r>
+        <w:t>Codru</w:t>
+      </w:r>
+      <w:proofErr w:type="spellEnd"/>
+      <w:r>
+        <w:t xml:space="preserve"> jerks free and pulls himself back.</w:t>
+      </w:r>
+    </w:p>
+    <w:p>
+      <w:pPr>
+        <w:spacing w:after="120" w:line="259" w:lineRule="auto"/>
+        <w:ind w:left="10" w:right="407"/>
+      </w:pPr>
+      <w:r>
+        <w:t>Panting.</w:t>
+      </w:r>
+    </w:p>
+    <w:p>
+      <w:pPr>
+        <w:spacing w:after="120" w:line="259" w:lineRule="auto"/>
+        <w:ind w:left="10" w:right="407"/>
+      </w:pPr>
+    </w:p>
+    <w:p>
+      <w:pPr>
+        <w:spacing w:after="120" w:line="259" w:lineRule="auto"/>
+        <w:ind w:left="10" w:right="407"/>
+        <w:jc w:val="center"/>
+      </w:pPr>
+      <w:r>
+        <w:t>MAGDALENE</w:t>
+      </w:r>
+      <w:r>
+        <w:br/>
+        <w:t>There… there.</w:t>
+      </w:r>
+    </w:p>
+    <w:p>
+      <w:pPr>
+        <w:spacing w:after="120" w:line="259" w:lineRule="auto"/>
+        <w:ind w:left="10" w:right="407"/>
+      </w:pPr>
+    </w:p>
+    <w:p>
+      <w:pPr>
+        <w:spacing w:after="120" w:line="259" w:lineRule="auto"/>
+        <w:ind w:left="10" w:right="407"/>
+      </w:pPr>
+      <w:r>
+        <w:t>She strokes him.</w:t>
+      </w:r>
+    </w:p>
+    <w:p>
+      <w:pPr>
+        <w:spacing w:after="120" w:line="259" w:lineRule="auto"/>
+        <w:ind w:left="10" w:right="407"/>
+      </w:pPr>
+      <w:r>
+        <w:t>Checks his legs.</w:t>
       </w:r>
     </w:p>
     <w:p>
@@ -2275,6 +3175,51 @@
         <w:spacing w:after="120" w:line="259" w:lineRule="auto"/>
         <w:ind w:left="0" w:right="407" w:firstLine="0"/>
       </w:pPr>
+    </w:p>
+    <w:p>
+      <w:pPr>
+        <w:spacing w:after="120" w:line="259" w:lineRule="auto"/>
+        <w:ind w:left="10" w:right="407"/>
+        <w:jc w:val="center"/>
+      </w:pPr>
+      <w:r>
+        <w:t>MAGDALENE</w:t>
+      </w:r>
+      <w:r>
+        <w:br/>
+        <w:t>You’re alright.</w:t>
+      </w:r>
+    </w:p>
+    <w:p>
+      <w:pPr>
+        <w:spacing w:after="120" w:line="259" w:lineRule="auto"/>
+        <w:ind w:left="10" w:right="407"/>
+        <w:jc w:val="center"/>
+      </w:pPr>
+    </w:p>
+    <w:p>
+      <w:pPr>
+        <w:spacing w:after="120" w:line="259" w:lineRule="auto"/>
+        <w:ind w:left="10" w:right="407"/>
+      </w:pPr>
+      <w:r>
+        <w:t>She stands slowly.</w:t>
+      </w:r>
+    </w:p>
+    <w:p>
+      <w:pPr>
+        <w:spacing w:after="120" w:line="259" w:lineRule="auto"/>
+        <w:ind w:left="10" w:right="407"/>
+      </w:pPr>
+      <w:r>
+        <w:t>Looks at the cut.</w:t>
+      </w:r>
+    </w:p>
+    <w:p>
+      <w:pPr>
+        <w:spacing w:after="120" w:line="259" w:lineRule="auto"/>
+        <w:ind w:left="10" w:right="407"/>
+      </w:pPr>
       <w:r>
         <w:t>…</w:t>
       </w:r>
@@ -2285,61 +3230,336 @@
         <w:ind w:left="10" w:right="407"/>
       </w:pPr>
       <w:r>
-        <w:t>Magdalene hurries after him.</w:t>
-      </w:r>
-    </w:p>
-    <w:p>
-      <w:pPr>
-        <w:spacing w:after="120" w:line="259" w:lineRule="auto"/>
-        <w:ind w:left="10" w:right="407"/>
-      </w:pPr>
-      <w:r>
-        <w:t>As she passes the massive roots, the wind rises briefly.</w:t>
-      </w:r>
-    </w:p>
-    <w:p>
-      <w:pPr>
-        <w:spacing w:after="120" w:line="259" w:lineRule="auto"/>
-        <w:ind w:left="10" w:right="407"/>
-      </w:pPr>
-      <w:r>
-        <w:t>Leaves spin softly around the trunk.</w:t>
-      </w:r>
-    </w:p>
-    <w:p>
-      <w:pPr>
-        <w:spacing w:after="120" w:line="259" w:lineRule="auto"/>
-        <w:ind w:left="10" w:right="407"/>
-      </w:pPr>
-      <w:r>
-        <w:t>Then settle again.</w:t>
-      </w:r>
-    </w:p>
-    <w:p>
-      <w:pPr>
-        <w:spacing w:after="120" w:line="259" w:lineRule="auto"/>
-        <w:ind w:left="10" w:right="407"/>
-      </w:pPr>
-      <w:r>
-        <w:t>The grove becomes quiet.</w:t>
-      </w:r>
-    </w:p>
-    <w:p>
-      <w:pPr>
-        <w:spacing w:after="120" w:line="259" w:lineRule="auto"/>
-        <w:ind w:left="10" w:right="407"/>
-      </w:pPr>
-      <w:r>
-        <w:t>The great tree remains still.</w:t>
-      </w:r>
-    </w:p>
-    <w:p>
-      <w:pPr>
-        <w:spacing w:after="120" w:line="259" w:lineRule="auto"/>
-        <w:ind w:left="10" w:right="407"/>
-      </w:pPr>
-      <w:r>
-        <w:t>Watching.</w:t>
+        <w:t>For a moment—</w:t>
+      </w:r>
+    </w:p>
+    <w:p>
+      <w:pPr>
+        <w:spacing w:after="120" w:line="259" w:lineRule="auto"/>
+        <w:ind w:left="10" w:right="407"/>
+      </w:pPr>
+      <w:r>
+        <w:t>the wood seems to tighten.</w:t>
+      </w:r>
+    </w:p>
+    <w:p>
+      <w:pPr>
+        <w:spacing w:after="120" w:line="259" w:lineRule="auto"/>
+        <w:ind w:left="10" w:right="407"/>
+      </w:pPr>
+      <w:r>
+        <w:t>Like a breath held too long.</w:t>
+      </w:r>
+    </w:p>
+    <w:p>
+      <w:pPr>
+        <w:spacing w:after="120" w:line="259" w:lineRule="auto"/>
+        <w:ind w:left="10" w:right="407"/>
+      </w:pPr>
+      <w:r>
+        <w:t>…</w:t>
+      </w:r>
+    </w:p>
+    <w:p>
+      <w:pPr>
+        <w:spacing w:after="120" w:line="259" w:lineRule="auto"/>
+        <w:ind w:left="10" w:right="407"/>
+      </w:pPr>
+      <w:r>
+        <w:t>Then stillness.</w:t>
+      </w:r>
+    </w:p>
+    <w:p>
+      <w:pPr>
+        <w:spacing w:after="120" w:line="259" w:lineRule="auto"/>
+        <w:ind w:left="10" w:right="407"/>
+      </w:pPr>
+      <w:r>
+        <w:t>A cold wind passes through the grove.</w:t>
+      </w:r>
+    </w:p>
+    <w:p>
+      <w:pPr>
+        <w:spacing w:after="120" w:line="259" w:lineRule="auto"/>
+        <w:ind w:left="10" w:right="407"/>
+      </w:pPr>
+      <w:r>
+        <w:t>This time, it’s real.</w:t>
+      </w:r>
+    </w:p>
+    <w:p>
+      <w:pPr>
+        <w:spacing w:after="120" w:line="259" w:lineRule="auto"/>
+        <w:ind w:left="10" w:right="407"/>
+      </w:pPr>
+      <w:r>
+        <w:lastRenderedPageBreak/>
+        <w:t>Magdalene looks up.</w:t>
+      </w:r>
+    </w:p>
+    <w:p>
+      <w:pPr>
+        <w:spacing w:after="120" w:line="259" w:lineRule="auto"/>
+        <w:ind w:left="10" w:right="407"/>
+      </w:pPr>
+      <w:r>
+        <w:t>…</w:t>
+      </w:r>
+    </w:p>
+    <w:p>
+      <w:pPr>
+        <w:spacing w:after="120" w:line="259" w:lineRule="auto"/>
+        <w:ind w:left="10" w:right="407"/>
+      </w:pPr>
+      <w:r>
+        <w:t>The sky has changed.</w:t>
+      </w:r>
+    </w:p>
+    <w:p>
+      <w:pPr>
+        <w:spacing w:after="120" w:line="259" w:lineRule="auto"/>
+        <w:ind w:left="10" w:right="407"/>
+      </w:pPr>
+      <w:r>
+        <w:t>Between the branches, the blue is gone.</w:t>
+      </w:r>
+    </w:p>
+    <w:p>
+      <w:pPr>
+        <w:spacing w:after="120" w:line="259" w:lineRule="auto"/>
+        <w:ind w:left="10" w:right="407"/>
+      </w:pPr>
+      <w:r>
+        <w:t>Heavy clouds gather rapidly.</w:t>
+      </w:r>
+    </w:p>
+    <w:p>
+      <w:pPr>
+        <w:spacing w:after="120" w:line="259" w:lineRule="auto"/>
+        <w:ind w:left="10" w:right="407"/>
+      </w:pPr>
+      <w:r>
+        <w:t>Too fast.</w:t>
+      </w:r>
+    </w:p>
+    <w:p>
+      <w:pPr>
+        <w:spacing w:after="120" w:line="259" w:lineRule="auto"/>
+        <w:ind w:left="10" w:right="407"/>
+      </w:pPr>
+      <w:r>
+        <w:t>The light fades.</w:t>
+      </w:r>
+    </w:p>
+    <w:p>
+      <w:pPr>
+        <w:spacing w:after="120" w:line="259" w:lineRule="auto"/>
+        <w:ind w:left="10" w:right="407"/>
+      </w:pPr>
+      <w:r>
+        <w:t>Becomes pale.</w:t>
+      </w:r>
+    </w:p>
+    <w:p>
+      <w:pPr>
+        <w:spacing w:after="120" w:line="259" w:lineRule="auto"/>
+        <w:ind w:left="10" w:right="407"/>
+      </w:pPr>
+    </w:p>
+    <w:p>
+      <w:pPr>
+        <w:spacing w:after="120" w:line="259" w:lineRule="auto"/>
+        <w:ind w:left="10" w:right="407"/>
+        <w:jc w:val="center"/>
+      </w:pPr>
+      <w:r>
+        <w:t>MAGDALENE</w:t>
+      </w:r>
+      <w:r>
+        <w:br/>
+        <w:t>…storm’s coming.</w:t>
+      </w:r>
+    </w:p>
+    <w:p>
+      <w:pPr>
+        <w:spacing w:after="120" w:line="259" w:lineRule="auto"/>
+        <w:ind w:left="10" w:right="407"/>
+      </w:pPr>
+    </w:p>
+    <w:p>
+      <w:pPr>
+        <w:spacing w:after="120" w:line="259" w:lineRule="auto"/>
+        <w:ind w:left="10" w:right="407"/>
+      </w:pPr>
+      <w:proofErr w:type="spellStart"/>
+      <w:r>
+        <w:t>Codru</w:t>
+      </w:r>
+      <w:proofErr w:type="spellEnd"/>
+      <w:r>
+        <w:t xml:space="preserve"> growls softly.</w:t>
+      </w:r>
+    </w:p>
+    <w:p>
+      <w:pPr>
+        <w:spacing w:after="120" w:line="259" w:lineRule="auto"/>
+        <w:ind w:left="10" w:right="407"/>
+      </w:pPr>
+      <w:r>
+        <w:t>…</w:t>
+      </w:r>
+    </w:p>
+    <w:p>
+      <w:pPr>
+        <w:spacing w:after="120" w:line="259" w:lineRule="auto"/>
+        <w:ind w:left="10" w:right="407"/>
+      </w:pPr>
+      <w:r>
+        <w:t>Leaves begin to move.</w:t>
+      </w:r>
+    </w:p>
+    <w:p>
+      <w:pPr>
+        <w:spacing w:after="120" w:line="259" w:lineRule="auto"/>
+        <w:ind w:left="10" w:right="407"/>
+      </w:pPr>
+      <w:r>
+        <w:t>Not randomly.</w:t>
+      </w:r>
+    </w:p>
+    <w:p>
+      <w:pPr>
+        <w:spacing w:after="120" w:line="259" w:lineRule="auto"/>
+        <w:ind w:left="10" w:right="407"/>
+      </w:pPr>
+      <w:r>
+        <w:t>But in wide, slow circles.</w:t>
+      </w:r>
+    </w:p>
+    <w:p>
+      <w:pPr>
+        <w:spacing w:after="120" w:line="259" w:lineRule="auto"/>
+        <w:ind w:left="10" w:right="407"/>
+      </w:pPr>
+      <w:r>
+        <w:t>Too ordered.</w:t>
+      </w:r>
+    </w:p>
+    <w:p>
+      <w:pPr>
+        <w:spacing w:after="120" w:line="259" w:lineRule="auto"/>
+        <w:ind w:left="10" w:right="407"/>
+      </w:pPr>
+      <w:r>
+        <w:t>Magdalene instinctively turns toward where the trunk stands.</w:t>
+      </w:r>
+    </w:p>
+    <w:p>
+      <w:pPr>
+        <w:spacing w:after="120" w:line="259" w:lineRule="auto"/>
+        <w:ind w:left="0" w:right="407" w:firstLine="0"/>
+      </w:pPr>
+      <w:r>
+        <w:t>…</w:t>
+      </w:r>
+    </w:p>
+    <w:p>
+      <w:pPr>
+        <w:spacing w:after="120" w:line="259" w:lineRule="auto"/>
+        <w:ind w:left="10" w:right="407"/>
+      </w:pPr>
+      <w:r>
+        <w:t>For a brief moment—</w:t>
+      </w:r>
+    </w:p>
+    <w:p>
+      <w:pPr>
+        <w:spacing w:after="120" w:line="259" w:lineRule="auto"/>
+        <w:ind w:left="10" w:right="407"/>
+      </w:pPr>
+      <w:r>
+        <w:t>the tree feels darker.</w:t>
+      </w:r>
+    </w:p>
+    <w:p>
+      <w:pPr>
+        <w:spacing w:after="120" w:line="259" w:lineRule="auto"/>
+        <w:ind w:left="10" w:right="407"/>
+      </w:pPr>
+      <w:r>
+        <w:t>Deeper.</w:t>
+      </w:r>
+    </w:p>
+    <w:p>
+      <w:pPr>
+        <w:spacing w:after="120" w:line="259" w:lineRule="auto"/>
+        <w:ind w:left="10" w:right="407"/>
+      </w:pPr>
+      <w:r>
+        <w:t>…</w:t>
+      </w:r>
+    </w:p>
+    <w:p>
+      <w:pPr>
+        <w:spacing w:after="120" w:line="259" w:lineRule="auto"/>
+        <w:ind w:left="10" w:right="407"/>
+      </w:pPr>
+      <w:r>
+        <w:t>Then it’s gone.</w:t>
+      </w:r>
+    </w:p>
+    <w:p>
+      <w:pPr>
+        <w:spacing w:after="120" w:line="259" w:lineRule="auto"/>
+        <w:ind w:left="10" w:right="407"/>
+      </w:pPr>
+      <w:r>
+        <w:t>Just a tree again.</w:t>
+      </w:r>
+    </w:p>
+    <w:p>
+      <w:pPr>
+        <w:spacing w:after="120" w:line="259" w:lineRule="auto"/>
+        <w:ind w:left="10" w:right="407"/>
+      </w:pPr>
+    </w:p>
+    <w:p>
+      <w:pPr>
+        <w:spacing w:after="120" w:line="259" w:lineRule="auto"/>
+        <w:ind w:left="10" w:right="407"/>
+        <w:jc w:val="center"/>
+      </w:pPr>
+      <w:r>
+        <w:t>MAGDALENE</w:t>
+      </w:r>
+      <w:r>
+        <w:br/>
+        <w:t>Come on.</w:t>
+      </w:r>
+    </w:p>
+    <w:p>
+      <w:pPr>
+        <w:spacing w:after="120" w:line="259" w:lineRule="auto"/>
+        <w:ind w:left="10" w:right="407"/>
+      </w:pPr>
+    </w:p>
+    <w:p>
+      <w:pPr>
+        <w:spacing w:after="120" w:line="259" w:lineRule="auto"/>
+        <w:ind w:left="10" w:right="407"/>
+      </w:pPr>
+      <w:r>
+        <w:lastRenderedPageBreak/>
+        <w:t>She grips her axe.</w:t>
+      </w:r>
+    </w:p>
+    <w:p>
+      <w:pPr>
+        <w:spacing w:after="120" w:line="259" w:lineRule="auto"/>
+        <w:ind w:left="10" w:right="407"/>
+      </w:pPr>
+      <w:r>
+        <w:t>Turns away.</w:t>
       </w:r>
     </w:p>
     <w:p>
@@ -2376,7 +3596,7 @@
       <w:pPr>
         <w:numPr>
           <w:ilvl w:val="0"/>
-          <w:numId w:val="15"/>
+          <w:numId w:val="19"/>
         </w:numPr>
         <w:spacing w:after="120" w:line="259" w:lineRule="auto"/>
         <w:ind w:right="407"/>
@@ -2389,25 +3609,223 @@
         <w:ind w:left="10" w:right="407"/>
       </w:pPr>
       <w:r>
-        <w:t>EXT. DEEP FOREST – LATER</w:t>
-      </w:r>
-    </w:p>
-    <w:p>
-      <w:pPr>
-        <w:spacing w:after="120" w:line="259" w:lineRule="auto"/>
-        <w:ind w:left="10" w:right="407"/>
-      </w:pPr>
-      <w:r>
-        <w:t>Magdalene slows.</w:t>
-      </w:r>
-    </w:p>
-    <w:p>
-      <w:pPr>
-        <w:spacing w:after="120" w:line="259" w:lineRule="auto"/>
-        <w:ind w:left="10" w:right="407"/>
-      </w:pPr>
-      <w:r>
-        <w:t>The path looks unfamiliar now.</w:t>
+        <w:t>EXT. FOREST – LATER</w:t>
+      </w:r>
+    </w:p>
+    <w:p>
+      <w:pPr>
+        <w:spacing w:after="120" w:line="259" w:lineRule="auto"/>
+        <w:ind w:left="10" w:right="407"/>
+      </w:pPr>
+    </w:p>
+    <w:p>
+      <w:pPr>
+        <w:spacing w:after="120" w:line="259" w:lineRule="auto"/>
+        <w:ind w:left="10" w:right="407"/>
+      </w:pPr>
+      <w:r>
+        <w:t xml:space="preserve">Magdalene and </w:t>
+      </w:r>
+      <w:proofErr w:type="spellStart"/>
+      <w:r>
+        <w:t>Codru</w:t>
+      </w:r>
+      <w:proofErr w:type="spellEnd"/>
+      <w:r>
+        <w:t xml:space="preserve"> move away from the grove.</w:t>
+      </w:r>
+    </w:p>
+    <w:p>
+      <w:pPr>
+        <w:spacing w:after="120" w:line="259" w:lineRule="auto"/>
+        <w:ind w:left="10" w:right="407"/>
+      </w:pPr>
+      <w:r>
+        <w:t>But the forest is no longer the same.</w:t>
+      </w:r>
+    </w:p>
+    <w:p>
+      <w:pPr>
+        <w:spacing w:after="120" w:line="259" w:lineRule="auto"/>
+        <w:ind w:left="10" w:right="407"/>
+      </w:pPr>
+      <w:r>
+        <w:t>…</w:t>
+      </w:r>
+    </w:p>
+    <w:p>
+      <w:pPr>
+        <w:spacing w:after="120" w:line="259" w:lineRule="auto"/>
+        <w:ind w:left="10" w:right="407"/>
+      </w:pPr>
+      <w:r>
+        <w:t>The light is fading too quickly.</w:t>
+      </w:r>
+    </w:p>
+    <w:p>
+      <w:pPr>
+        <w:spacing w:after="120" w:line="259" w:lineRule="auto"/>
+        <w:ind w:left="10" w:right="407"/>
+      </w:pPr>
+      <w:r>
+        <w:t>Shadows stretch between the trees.</w:t>
+      </w:r>
+    </w:p>
+    <w:p>
+      <w:pPr>
+        <w:spacing w:after="120" w:line="259" w:lineRule="auto"/>
+        <w:ind w:left="10" w:right="407"/>
+      </w:pPr>
+      <w:r>
+        <w:t>Longer.</w:t>
+      </w:r>
+    </w:p>
+    <w:p>
+      <w:pPr>
+        <w:spacing w:after="120" w:line="259" w:lineRule="auto"/>
+        <w:ind w:left="10" w:right="407"/>
+      </w:pPr>
+      <w:r>
+        <w:t>Colder.</w:t>
+      </w:r>
+    </w:p>
+    <w:p>
+      <w:pPr>
+        <w:spacing w:after="120" w:line="259" w:lineRule="auto"/>
+        <w:ind w:left="10" w:right="407"/>
+      </w:pPr>
+    </w:p>
+    <w:p>
+      <w:pPr>
+        <w:spacing w:after="120" w:line="259" w:lineRule="auto"/>
+        <w:ind w:left="10" w:right="407"/>
+        <w:jc w:val="center"/>
+      </w:pPr>
+      <w:r>
+        <w:t>MAGDALENE</w:t>
+      </w:r>
+      <w:r>
+        <w:br/>
+        <w:t>We stayed too long.</w:t>
+      </w:r>
+    </w:p>
+    <w:p>
+      <w:pPr>
+        <w:spacing w:after="120" w:line="259" w:lineRule="auto"/>
+        <w:ind w:left="10" w:right="407"/>
+      </w:pPr>
+    </w:p>
+    <w:p>
+      <w:pPr>
+        <w:spacing w:after="120" w:line="259" w:lineRule="auto"/>
+        <w:ind w:left="10" w:right="407"/>
+      </w:pPr>
+      <w:r>
+        <w:t>She looks up.</w:t>
+      </w:r>
+    </w:p>
+    <w:p>
+      <w:pPr>
+        <w:spacing w:after="120" w:line="259" w:lineRule="auto"/>
+        <w:ind w:left="10" w:right="407"/>
+      </w:pPr>
+      <w:r>
+        <w:t>The sky is heavy with clouds now.</w:t>
+      </w:r>
+    </w:p>
+    <w:p>
+      <w:pPr>
+        <w:spacing w:after="120" w:line="259" w:lineRule="auto"/>
+        <w:ind w:left="10" w:right="407"/>
+      </w:pPr>
+      <w:r>
+        <w:t>Dense. Pressing low.</w:t>
+      </w:r>
+    </w:p>
+    <w:p>
+      <w:pPr>
+        <w:spacing w:after="120" w:line="259" w:lineRule="auto"/>
+        <w:ind w:left="10" w:right="407"/>
+      </w:pPr>
+      <w:r>
+        <w:t>…</w:t>
+      </w:r>
+    </w:p>
+    <w:p>
+      <w:pPr>
+        <w:spacing w:after="120" w:line="259" w:lineRule="auto"/>
+        <w:ind w:left="10" w:right="407"/>
+      </w:pPr>
+      <w:r>
+        <w:t>A cold wind passes through the trunks.</w:t>
+      </w:r>
+    </w:p>
+    <w:p>
+      <w:pPr>
+        <w:spacing w:after="120" w:line="259" w:lineRule="auto"/>
+        <w:ind w:left="10" w:right="407"/>
+      </w:pPr>
+      <w:r>
+        <w:t>But not all leaves move.</w:t>
+      </w:r>
+    </w:p>
+    <w:p>
+      <w:pPr>
+        <w:spacing w:after="120" w:line="259" w:lineRule="auto"/>
+        <w:ind w:left="10" w:right="407"/>
+      </w:pPr>
+      <w:r>
+        <w:t>Some remain perfectly still.</w:t>
+      </w:r>
+    </w:p>
+    <w:p>
+      <w:pPr>
+        <w:spacing w:after="120" w:line="259" w:lineRule="auto"/>
+        <w:ind w:left="10" w:right="407"/>
+      </w:pPr>
+      <w:proofErr w:type="spellStart"/>
+      <w:r>
+        <w:t>Codru</w:t>
+      </w:r>
+      <w:proofErr w:type="spellEnd"/>
+      <w:r>
+        <w:t xml:space="preserve"> stops.</w:t>
+      </w:r>
+    </w:p>
+    <w:p>
+      <w:pPr>
+        <w:spacing w:after="120" w:line="259" w:lineRule="auto"/>
+        <w:ind w:left="10" w:right="407"/>
+      </w:pPr>
+      <w:r>
+        <w:t>Growls.</w:t>
+      </w:r>
+    </w:p>
+    <w:p>
+      <w:pPr>
+        <w:spacing w:after="120" w:line="259" w:lineRule="auto"/>
+        <w:ind w:left="10" w:right="407"/>
+      </w:pPr>
+      <w:r>
+        <w:t>…</w:t>
+      </w:r>
+    </w:p>
+    <w:p>
+      <w:pPr>
+        <w:spacing w:after="120" w:line="259" w:lineRule="auto"/>
+        <w:ind w:left="10" w:right="407"/>
+      </w:pPr>
+      <w:r>
+        <w:t>Magdalene looks down.</w:t>
+      </w:r>
+    </w:p>
+    <w:p>
+      <w:pPr>
+        <w:spacing w:after="120" w:line="259" w:lineRule="auto"/>
+        <w:ind w:left="10" w:right="407"/>
+      </w:pPr>
+      <w:r>
+        <w:t>A bird.</w:t>
       </w:r>
     </w:p>
     <w:p>
@@ -2417,34 +3835,468 @@
       </w:pPr>
       <w:r>
         <w:lastRenderedPageBreak/>
-        <w:t>The trees seem closer together.</w:t>
-      </w:r>
-    </w:p>
-    <w:p>
-      <w:pPr>
-        <w:spacing w:after="120" w:line="259" w:lineRule="auto"/>
-        <w:ind w:left="10" w:right="407"/>
-      </w:pPr>
-      <w:r>
-        <w:t>She turns.</w:t>
-      </w:r>
-    </w:p>
-    <w:p>
-      <w:pPr>
-        <w:spacing w:after="120" w:line="259" w:lineRule="auto"/>
-        <w:ind w:left="10" w:right="407"/>
-      </w:pPr>
-      <w:r>
-        <w:t>The clearing is gone.</w:t>
-      </w:r>
-    </w:p>
-    <w:p>
-      <w:pPr>
-        <w:spacing w:after="120" w:line="259" w:lineRule="auto"/>
-        <w:ind w:left="10" w:right="407"/>
-      </w:pPr>
-      <w:r>
-        <w:t>Only forest remains.</w:t>
+        <w:t>Lying still.</w:t>
+      </w:r>
+    </w:p>
+    <w:p>
+      <w:pPr>
+        <w:spacing w:after="120" w:line="259" w:lineRule="auto"/>
+        <w:ind w:left="10" w:right="407"/>
+      </w:pPr>
+      <w:r>
+        <w:t>…</w:t>
+      </w:r>
+    </w:p>
+    <w:p>
+      <w:pPr>
+        <w:spacing w:after="120" w:line="259" w:lineRule="auto"/>
+        <w:ind w:left="10" w:right="407"/>
+      </w:pPr>
+      <w:r>
+        <w:t>Then another.</w:t>
+      </w:r>
+    </w:p>
+    <w:p>
+      <w:pPr>
+        <w:spacing w:after="120" w:line="259" w:lineRule="auto"/>
+        <w:ind w:left="10" w:right="407"/>
+      </w:pPr>
+      <w:r>
+        <w:t>…</w:t>
+      </w:r>
+    </w:p>
+    <w:p>
+      <w:pPr>
+        <w:spacing w:after="120" w:line="259" w:lineRule="auto"/>
+        <w:ind w:left="10" w:right="407"/>
+        <w:jc w:val="center"/>
+      </w:pPr>
+      <w:r>
+        <w:t>MAGDALENE</w:t>
+      </w:r>
+      <w:r>
+        <w:br/>
+        <w:t>…that’s not right.</w:t>
+      </w:r>
+    </w:p>
+    <w:p>
+      <w:pPr>
+        <w:spacing w:after="120" w:line="259" w:lineRule="auto"/>
+        <w:ind w:left="10" w:right="407"/>
+      </w:pPr>
+    </w:p>
+    <w:p>
+      <w:pPr>
+        <w:numPr>
+          <w:ilvl w:val="0"/>
+          <w:numId w:val="20"/>
+        </w:numPr>
+        <w:spacing w:after="120" w:line="259" w:lineRule="auto"/>
+        <w:ind w:right="407"/>
+        <w:jc w:val="center"/>
+      </w:pPr>
+    </w:p>
+    <w:p>
+      <w:pPr>
+        <w:spacing w:after="120" w:line="259" w:lineRule="auto"/>
+        <w:ind w:left="10" w:right="407"/>
+      </w:pPr>
+      <w:r>
+        <w:t>EXT. FOREST – CONTINUOUS</w:t>
+      </w:r>
+    </w:p>
+    <w:p>
+      <w:pPr>
+        <w:spacing w:after="120" w:line="259" w:lineRule="auto"/>
+        <w:ind w:left="10" w:right="407"/>
+      </w:pPr>
+    </w:p>
+    <w:p>
+      <w:pPr>
+        <w:spacing w:after="120" w:line="259" w:lineRule="auto"/>
+        <w:ind w:left="10" w:right="407"/>
+      </w:pPr>
+      <w:r>
+        <w:t>Magdalene turns back.</w:t>
+      </w:r>
+    </w:p>
+    <w:p>
+      <w:pPr>
+        <w:spacing w:after="120" w:line="259" w:lineRule="auto"/>
+        <w:ind w:left="10" w:right="407"/>
+      </w:pPr>
+      <w:r>
+        <w:t>Searching for the path.</w:t>
+      </w:r>
+    </w:p>
+    <w:p>
+      <w:pPr>
+        <w:spacing w:after="120" w:line="259" w:lineRule="auto"/>
+        <w:ind w:left="10" w:right="407"/>
+      </w:pPr>
+    </w:p>
+    <w:p>
+      <w:pPr>
+        <w:spacing w:after="120" w:line="259" w:lineRule="auto"/>
+        <w:ind w:left="10" w:right="407"/>
+        <w:jc w:val="center"/>
+      </w:pPr>
+      <w:r>
+        <w:t>MAGDALENE</w:t>
+      </w:r>
+      <w:r>
+        <w:br/>
+        <w:t>This way.</w:t>
+      </w:r>
+    </w:p>
+    <w:p>
+      <w:pPr>
+        <w:spacing w:after="120" w:line="259" w:lineRule="auto"/>
+        <w:ind w:left="10" w:right="407"/>
+      </w:pPr>
+    </w:p>
+    <w:p>
+      <w:pPr>
+        <w:spacing w:after="120" w:line="259" w:lineRule="auto"/>
+        <w:ind w:left="10" w:right="407"/>
+      </w:pPr>
+      <w:r>
+        <w:t>She takes a few steps.</w:t>
+      </w:r>
+    </w:p>
+    <w:p>
+      <w:pPr>
+        <w:spacing w:after="120" w:line="259" w:lineRule="auto"/>
+        <w:ind w:left="10" w:right="407"/>
+      </w:pPr>
+      <w:r>
+        <w:t>Stops.</w:t>
+      </w:r>
+    </w:p>
+    <w:p>
+      <w:pPr>
+        <w:spacing w:after="120" w:line="259" w:lineRule="auto"/>
+        <w:ind w:left="10" w:right="407"/>
+      </w:pPr>
+      <w:r>
+        <w:t>…</w:t>
+      </w:r>
+    </w:p>
+    <w:p>
+      <w:pPr>
+        <w:spacing w:after="120" w:line="259" w:lineRule="auto"/>
+        <w:ind w:left="10" w:right="407"/>
+      </w:pPr>
+      <w:r>
+        <w:t>The path isn’t the same.</w:t>
+      </w:r>
+    </w:p>
+    <w:p>
+      <w:pPr>
+        <w:spacing w:after="120" w:line="259" w:lineRule="auto"/>
+        <w:ind w:left="10" w:right="407"/>
+      </w:pPr>
+      <w:r>
+        <w:t>She turns again.</w:t>
+      </w:r>
+    </w:p>
+    <w:p>
+      <w:pPr>
+        <w:spacing w:after="120" w:line="259" w:lineRule="auto"/>
+        <w:ind w:left="10" w:right="407"/>
+      </w:pPr>
+      <w:r>
+        <w:t>Another direction.</w:t>
+      </w:r>
+    </w:p>
+    <w:p>
+      <w:pPr>
+        <w:spacing w:after="120" w:line="259" w:lineRule="auto"/>
+        <w:ind w:left="10" w:right="407"/>
+      </w:pPr>
+      <w:r>
+        <w:t>…</w:t>
+      </w:r>
+    </w:p>
+    <w:p>
+      <w:pPr>
+        <w:spacing w:after="120" w:line="259" w:lineRule="auto"/>
+        <w:ind w:left="10" w:right="407"/>
+      </w:pPr>
+      <w:r>
+        <w:t>The trees feel closer now.</w:t>
+      </w:r>
+    </w:p>
+    <w:p>
+      <w:pPr>
+        <w:spacing w:after="120" w:line="259" w:lineRule="auto"/>
+        <w:ind w:left="10" w:right="407"/>
+      </w:pPr>
+      <w:r>
+        <w:t>Taller.</w:t>
+      </w:r>
+    </w:p>
+    <w:p>
+      <w:pPr>
+        <w:spacing w:after="120" w:line="259" w:lineRule="auto"/>
+        <w:ind w:left="10" w:right="407"/>
+      </w:pPr>
+    </w:p>
+    <w:p>
+      <w:pPr>
+        <w:spacing w:after="120" w:line="259" w:lineRule="auto"/>
+        <w:ind w:left="10" w:right="407"/>
+        <w:jc w:val="center"/>
+      </w:pPr>
+      <w:r>
+        <w:t>MAGDALENE</w:t>
+      </w:r>
+      <w:r>
+        <w:br/>
+        <w:t>No…</w:t>
+      </w:r>
+    </w:p>
+    <w:p>
+      <w:pPr>
+        <w:spacing w:after="120" w:line="259" w:lineRule="auto"/>
+        <w:ind w:left="10" w:right="407"/>
+      </w:pPr>
+    </w:p>
+    <w:p>
+      <w:pPr>
+        <w:spacing w:after="120" w:line="259" w:lineRule="auto"/>
+        <w:ind w:left="10" w:right="407"/>
+      </w:pPr>
+      <w:proofErr w:type="spellStart"/>
+      <w:r>
+        <w:t>Codru</w:t>
+      </w:r>
+      <w:proofErr w:type="spellEnd"/>
+      <w:r>
+        <w:t xml:space="preserve"> moves closer to her.</w:t>
+      </w:r>
+    </w:p>
+    <w:p>
+      <w:pPr>
+        <w:spacing w:after="120" w:line="259" w:lineRule="auto"/>
+        <w:ind w:left="10" w:right="407"/>
+      </w:pPr>
+    </w:p>
+    <w:p>
+      <w:pPr>
+        <w:spacing w:after="120" w:line="259" w:lineRule="auto"/>
+        <w:ind w:left="10" w:right="407"/>
+        <w:jc w:val="center"/>
+      </w:pPr>
+      <w:r>
+        <w:lastRenderedPageBreak/>
+        <w:t>MAGDALENE</w:t>
+      </w:r>
+      <w:r>
+        <w:br/>
+        <w:t>It wasn’t like this.</w:t>
+      </w:r>
+    </w:p>
+    <w:p>
+      <w:pPr>
+        <w:spacing w:after="120" w:line="259" w:lineRule="auto"/>
+        <w:ind w:left="10" w:right="407"/>
+      </w:pPr>
+    </w:p>
+    <w:p>
+      <w:pPr>
+        <w:spacing w:after="120" w:line="259" w:lineRule="auto"/>
+        <w:ind w:left="10" w:right="407"/>
+      </w:pPr>
+      <w:r>
+        <w:t>PLAYER PROMPT</w:t>
+      </w:r>
+    </w:p>
+    <w:p>
+      <w:pPr>
+        <w:spacing w:after="120" w:line="259" w:lineRule="auto"/>
+        <w:ind w:left="10" w:right="407"/>
+      </w:pPr>
+      <w:r>
+        <w:t>[CHOOSE A DIRECTION]</w:t>
+      </w:r>
+    </w:p>
+    <w:p>
+      <w:pPr>
+        <w:spacing w:after="120" w:line="259" w:lineRule="auto"/>
+        <w:ind w:left="10" w:right="407"/>
+      </w:pPr>
+    </w:p>
+    <w:p>
+      <w:pPr>
+        <w:numPr>
+          <w:ilvl w:val="0"/>
+          <w:numId w:val="21"/>
+        </w:numPr>
+        <w:spacing w:after="120" w:line="259" w:lineRule="auto"/>
+        <w:ind w:right="407"/>
+        <w:jc w:val="center"/>
+      </w:pPr>
+    </w:p>
+    <w:p>
+      <w:pPr>
+        <w:spacing w:after="120" w:line="259" w:lineRule="auto"/>
+        <w:ind w:left="10" w:right="407"/>
+      </w:pPr>
+      <w:r>
+        <w:t>EXT. FOREST – LATER</w:t>
+      </w:r>
+    </w:p>
+    <w:p>
+      <w:pPr>
+        <w:spacing w:after="120" w:line="259" w:lineRule="auto"/>
+        <w:ind w:left="10" w:right="407"/>
+      </w:pPr>
+    </w:p>
+    <w:p>
+      <w:pPr>
+        <w:spacing w:after="120" w:line="259" w:lineRule="auto"/>
+        <w:ind w:left="10" w:right="407"/>
+      </w:pPr>
+      <w:r>
+        <w:t>Magdalene walks faster.</w:t>
+      </w:r>
+    </w:p>
+    <w:p>
+      <w:pPr>
+        <w:spacing w:after="120" w:line="259" w:lineRule="auto"/>
+        <w:ind w:left="10" w:right="407"/>
+      </w:pPr>
+      <w:r>
+        <w:t>Her breathing grows heavier.</w:t>
+      </w:r>
+    </w:p>
+    <w:p>
+      <w:pPr>
+        <w:spacing w:after="120" w:line="259" w:lineRule="auto"/>
+        <w:ind w:left="10" w:right="407"/>
+      </w:pPr>
+      <w:r>
+        <w:t>The clouds cover the sky completely.</w:t>
+      </w:r>
+    </w:p>
+    <w:p>
+      <w:pPr>
+        <w:spacing w:after="120" w:line="259" w:lineRule="auto"/>
+        <w:ind w:left="10" w:right="407"/>
+      </w:pPr>
+      <w:r>
+        <w:t>The light is nearly gone.</w:t>
+      </w:r>
+    </w:p>
+    <w:p>
+      <w:pPr>
+        <w:spacing w:after="120" w:line="259" w:lineRule="auto"/>
+        <w:ind w:left="10" w:right="407"/>
+      </w:pPr>
+    </w:p>
+    <w:p>
+      <w:pPr>
+        <w:spacing w:after="120" w:line="259" w:lineRule="auto"/>
+        <w:ind w:left="10" w:right="407"/>
+        <w:jc w:val="center"/>
+      </w:pPr>
+      <w:r>
+        <w:t>MAGDALENE</w:t>
+      </w:r>
+      <w:r>
+        <w:br/>
+        <w:t>(whispers)</w:t>
+      </w:r>
+    </w:p>
+    <w:p>
+      <w:pPr>
+        <w:spacing w:after="120" w:line="259" w:lineRule="auto"/>
+        <w:ind w:left="10" w:right="407"/>
+        <w:jc w:val="center"/>
+      </w:pPr>
+      <w:r>
+        <w:t>We’re lost.</w:t>
+      </w:r>
+    </w:p>
+    <w:p>
+      <w:pPr>
+        <w:spacing w:after="120" w:line="259" w:lineRule="auto"/>
+        <w:ind w:left="10" w:right="407"/>
+      </w:pPr>
+    </w:p>
+    <w:p>
+      <w:pPr>
+        <w:spacing w:after="120" w:line="259" w:lineRule="auto"/>
+        <w:ind w:left="10" w:right="407"/>
+      </w:pPr>
+      <w:r>
+        <w:t>A cold wind passes through the forest.</w:t>
+      </w:r>
+    </w:p>
+    <w:p>
+      <w:pPr>
+        <w:spacing w:after="120" w:line="259" w:lineRule="auto"/>
+        <w:ind w:left="10" w:right="407"/>
+      </w:pPr>
+      <w:r>
+        <w:t>This time it carries something.</w:t>
+      </w:r>
+    </w:p>
+    <w:p>
+      <w:pPr>
+        <w:spacing w:after="120" w:line="259" w:lineRule="auto"/>
+        <w:ind w:left="10" w:right="407"/>
+      </w:pPr>
+      <w:r>
+        <w:t>A faint sound.</w:t>
+      </w:r>
+    </w:p>
+    <w:p>
+      <w:pPr>
+        <w:spacing w:after="120" w:line="259" w:lineRule="auto"/>
+        <w:ind w:left="10" w:right="407"/>
+      </w:pPr>
+      <w:r>
+        <w:t>Long.</w:t>
+      </w:r>
+    </w:p>
+    <w:p>
+      <w:pPr>
+        <w:spacing w:after="120" w:line="259" w:lineRule="auto"/>
+        <w:ind w:left="10" w:right="407"/>
+      </w:pPr>
+      <w:r>
+        <w:t>Distant.</w:t>
+      </w:r>
+    </w:p>
+    <w:p>
+      <w:pPr>
+        <w:spacing w:after="120" w:line="259" w:lineRule="auto"/>
+        <w:ind w:left="10" w:right="407"/>
+      </w:pPr>
+      <w:r>
+        <w:t>Like laughter.</w:t>
+      </w:r>
+    </w:p>
+    <w:p>
+      <w:pPr>
+        <w:spacing w:after="120" w:line="259" w:lineRule="auto"/>
+        <w:ind w:left="10" w:right="407"/>
+      </w:pPr>
+    </w:p>
+    <w:p>
+      <w:pPr>
+        <w:spacing w:after="120" w:line="259" w:lineRule="auto"/>
+        <w:ind w:left="10" w:right="407"/>
+      </w:pPr>
+      <w:proofErr w:type="spellStart"/>
+      <w:r>
+        <w:t>Codru</w:t>
+      </w:r>
+      <w:proofErr w:type="spellEnd"/>
+      <w:r>
+        <w:t xml:space="preserve"> presses against her leg.</w:t>
       </w:r>
     </w:p>
     <w:p>
@@ -2452,7 +4304,46 @@
         <w:spacing w:after="120" w:line="259" w:lineRule="auto"/>
         <w:ind w:left="0" w:right="407" w:firstLine="0"/>
       </w:pPr>
-      <w:r>
+    </w:p>
+    <w:p>
+      <w:pPr>
+        <w:spacing w:after="120" w:line="259" w:lineRule="auto"/>
+        <w:ind w:left="10" w:right="407"/>
+        <w:jc w:val="center"/>
+      </w:pPr>
+      <w:r>
+        <w:t>MAGDALENE</w:t>
+      </w:r>
+      <w:r>
+        <w:br/>
+        <w:t>Come on.</w:t>
+      </w:r>
+    </w:p>
+    <w:p>
+      <w:pPr>
+        <w:spacing w:after="120" w:line="259" w:lineRule="auto"/>
+        <w:ind w:left="10" w:right="407"/>
+      </w:pPr>
+      <w:r>
+        <w:t>We keep moving.</w:t>
+      </w:r>
+    </w:p>
+    <w:p>
+      <w:pPr>
+        <w:spacing w:after="120" w:line="259" w:lineRule="auto"/>
+        <w:ind w:left="10" w:right="407"/>
+      </w:pPr>
+      <w:r>
+        <w:t>She walks forward.</w:t>
+      </w:r>
+    </w:p>
+    <w:p>
+      <w:pPr>
+        <w:spacing w:after="120" w:line="259" w:lineRule="auto"/>
+        <w:ind w:left="10" w:right="407"/>
+      </w:pPr>
+      <w:r>
+        <w:lastRenderedPageBreak/>
         <w:t>…</w:t>
       </w:r>
     </w:p>
@@ -2460,21 +4351,24 @@
       <w:pPr>
         <w:spacing w:after="120" w:line="259" w:lineRule="auto"/>
         <w:ind w:left="10" w:right="407"/>
-        <w:jc w:val="center"/>
-      </w:pPr>
-      <w:r>
-        <w:t>MAGDALENE</w:t>
-      </w:r>
-      <w:r>
-        <w:br/>
-      </w:r>
-      <w:proofErr w:type="spellStart"/>
-      <w:r>
-        <w:t>Codru</w:t>
-      </w:r>
-      <w:proofErr w:type="spellEnd"/>
-      <w:r>
-        <w:t>?</w:t>
+      </w:pPr>
+      <w:r>
+        <w:t>Behind her—</w:t>
+      </w:r>
+      <w:r>
+        <w:t xml:space="preserve"> </w:t>
+      </w:r>
+      <w:r>
+        <w:t>the trees close slowly.</w:t>
+      </w:r>
+    </w:p>
+    <w:p>
+      <w:pPr>
+        <w:spacing w:after="120" w:line="259" w:lineRule="auto"/>
+        <w:ind w:left="10" w:right="407"/>
+      </w:pPr>
+      <w:r>
+        <w:t>The wind stops.</w:t>
       </w:r>
     </w:p>
     <w:p>
@@ -2492,108 +4386,25 @@
         <w:ind w:left="10" w:right="407"/>
       </w:pPr>
       <w:r>
-        <w:t>No answer.</w:t>
-      </w:r>
-    </w:p>
-    <w:p>
-      <w:pPr>
-        <w:spacing w:after="120" w:line="259" w:lineRule="auto"/>
-        <w:ind w:left="10" w:right="407"/>
-      </w:pPr>
-      <w:r>
-        <w:t>Only wind through distant branches.</w:t>
-      </w:r>
-    </w:p>
-    <w:p>
-      <w:pPr>
-        <w:spacing w:after="120" w:line="259" w:lineRule="auto"/>
-        <w:ind w:left="10" w:right="407"/>
-      </w:pPr>
-      <w:r>
-        <w:t>Magdalene grips her bundle of wood tighter.</w:t>
-      </w:r>
-    </w:p>
-    <w:p>
-      <w:pPr>
-        <w:spacing w:after="120" w:line="259" w:lineRule="auto"/>
-        <w:ind w:left="10" w:right="407"/>
-      </w:pPr>
-      <w:r>
-        <w:t>For the first time, uncertainty crosses her face.</w:t>
-      </w:r>
-    </w:p>
-    <w:p>
-      <w:pPr>
-        <w:spacing w:after="120" w:line="259" w:lineRule="auto"/>
-        <w:ind w:left="10" w:right="407"/>
-      </w:pPr>
-      <w:r>
-        <w:t>…</w:t>
-      </w:r>
-    </w:p>
-    <w:p>
-      <w:pPr>
-        <w:spacing w:after="120" w:line="259" w:lineRule="auto"/>
-        <w:ind w:left="10" w:right="407"/>
-      </w:pPr>
-      <w:r>
-        <w:t>MAGDALENE</w:t>
-      </w:r>
-      <w:r>
-        <w:br/>
-      </w:r>
-      <w:proofErr w:type="spellStart"/>
-      <w:r>
-        <w:t>Codru</w:t>
-      </w:r>
-      <w:proofErr w:type="spellEnd"/>
-      <w:r>
-        <w:t>… this isn't funny.</w:t>
-      </w:r>
-    </w:p>
-    <w:p>
-      <w:pPr>
-        <w:spacing w:after="120" w:line="259" w:lineRule="auto"/>
-        <w:ind w:left="10" w:right="407"/>
-      </w:pPr>
-      <w:r>
-        <w:t>…</w:t>
-      </w:r>
-    </w:p>
-    <w:p>
-      <w:pPr>
-        <w:spacing w:after="120" w:line="259" w:lineRule="auto"/>
-        <w:ind w:left="10" w:right="407"/>
-      </w:pPr>
-      <w:r>
-        <w:t>Somewhere far away—</w:t>
-      </w:r>
-    </w:p>
-    <w:p>
-      <w:pPr>
-        <w:spacing w:after="120" w:line="259" w:lineRule="auto"/>
-        <w:ind w:left="10" w:right="407"/>
-      </w:pPr>
-      <w:r>
-        <w:t>A single bark echoes through the forest.</w:t>
-      </w:r>
-    </w:p>
-    <w:p>
-      <w:pPr>
-        <w:spacing w:after="120" w:line="259" w:lineRule="auto"/>
-        <w:ind w:left="10" w:right="407"/>
-      </w:pPr>
-      <w:r>
-        <w:t>Magdalene follows the sound.</w:t>
-      </w:r>
-    </w:p>
-    <w:p>
-      <w:pPr>
-        <w:spacing w:after="120" w:line="259" w:lineRule="auto"/>
-        <w:ind w:left="10" w:right="407"/>
-      </w:pPr>
-      <w:r>
-        <w:t>The trees close quietly behind her.</w:t>
+        <w:t>For a moment—</w:t>
+      </w:r>
+    </w:p>
+    <w:p>
+      <w:pPr>
+        <w:spacing w:after="120" w:line="259" w:lineRule="auto"/>
+        <w:ind w:left="10" w:right="407"/>
+      </w:pPr>
+      <w:r>
+        <w:t>everything becomes completely still.</w:t>
+      </w:r>
+    </w:p>
+    <w:p>
+      <w:pPr>
+        <w:spacing w:after="120" w:line="259" w:lineRule="auto"/>
+        <w:ind w:left="10" w:right="407"/>
+      </w:pPr>
+      <w:r>
+        <w:t>Then the darkness deepens.</w:t>
       </w:r>
     </w:p>
     <w:p>
@@ -2607,16 +4418,8 @@
         <w:spacing w:after="120" w:line="259" w:lineRule="auto"/>
         <w:ind w:left="10" w:right="407"/>
         <w:jc w:val="right"/>
-        <w:rPr>
-          <w:i/>
-          <w:iCs/>
-        </w:rPr>
-      </w:pPr>
-      <w:r>
-        <w:rPr>
-          <w:i/>
-          <w:iCs/>
-        </w:rPr>
+      </w:pPr>
+      <w:r>
         <w:t>FADE OUT.</w:t>
       </w:r>
     </w:p>
@@ -2624,9 +4427,6 @@
       <w:pPr>
         <w:spacing w:after="120" w:line="259" w:lineRule="auto"/>
         <w:ind w:left="10" w:right="407"/>
-        <w:rPr>
-          <w:lang w:val="en-US"/>
-        </w:rPr>
       </w:pPr>
     </w:p>
     <w:sectPr>
@@ -4228,6 +6028,345 @@
     </w:lvl>
   </w:abstractNum>
   <w:abstractNum w:abstractNumId="12" w15:restartNumberingAfterBreak="0">
+    <w:nsid w:val="53C2715F"/>
+    <w:multiLevelType w:val="multilevel"/>
+    <w:tmpl w:val="175A4F48"/>
+    <w:lvl w:ilvl="0">
+      <w:start w:val="11"/>
+      <w:numFmt w:val="decimal"/>
+      <w:lvlText w:val="%1."/>
+      <w:lvlJc w:val="left"/>
+      <w:pPr>
+        <w:tabs>
+          <w:tab w:val="num" w:pos="720"/>
+        </w:tabs>
+        <w:ind w:left="720" w:hanging="360"/>
+      </w:pPr>
+    </w:lvl>
+    <w:lvl w:ilvl="1" w:tentative="1">
+      <w:start w:val="1"/>
+      <w:numFmt w:val="decimal"/>
+      <w:lvlText w:val="%2."/>
+      <w:lvlJc w:val="left"/>
+      <w:pPr>
+        <w:tabs>
+          <w:tab w:val="num" w:pos="1440"/>
+        </w:tabs>
+        <w:ind w:left="1440" w:hanging="360"/>
+      </w:pPr>
+    </w:lvl>
+    <w:lvl w:ilvl="2" w:tentative="1">
+      <w:start w:val="1"/>
+      <w:numFmt w:val="decimal"/>
+      <w:lvlText w:val="%3."/>
+      <w:lvlJc w:val="left"/>
+      <w:pPr>
+        <w:tabs>
+          <w:tab w:val="num" w:pos="2160"/>
+        </w:tabs>
+        <w:ind w:left="2160" w:hanging="360"/>
+      </w:pPr>
+    </w:lvl>
+    <w:lvl w:ilvl="3" w:tentative="1">
+      <w:start w:val="1"/>
+      <w:numFmt w:val="decimal"/>
+      <w:lvlText w:val="%4."/>
+      <w:lvlJc w:val="left"/>
+      <w:pPr>
+        <w:tabs>
+          <w:tab w:val="num" w:pos="2880"/>
+        </w:tabs>
+        <w:ind w:left="2880" w:hanging="360"/>
+      </w:pPr>
+    </w:lvl>
+    <w:lvl w:ilvl="4" w:tentative="1">
+      <w:start w:val="1"/>
+      <w:numFmt w:val="decimal"/>
+      <w:lvlText w:val="%5."/>
+      <w:lvlJc w:val="left"/>
+      <w:pPr>
+        <w:tabs>
+          <w:tab w:val="num" w:pos="3600"/>
+        </w:tabs>
+        <w:ind w:left="3600" w:hanging="360"/>
+      </w:pPr>
+    </w:lvl>
+    <w:lvl w:ilvl="5" w:tentative="1">
+      <w:start w:val="1"/>
+      <w:numFmt w:val="decimal"/>
+      <w:lvlText w:val="%6."/>
+      <w:lvlJc w:val="left"/>
+      <w:pPr>
+        <w:tabs>
+          <w:tab w:val="num" w:pos="4320"/>
+        </w:tabs>
+        <w:ind w:left="4320" w:hanging="360"/>
+      </w:pPr>
+    </w:lvl>
+    <w:lvl w:ilvl="6" w:tentative="1">
+      <w:start w:val="1"/>
+      <w:numFmt w:val="decimal"/>
+      <w:lvlText w:val="%7."/>
+      <w:lvlJc w:val="left"/>
+      <w:pPr>
+        <w:tabs>
+          <w:tab w:val="num" w:pos="5040"/>
+        </w:tabs>
+        <w:ind w:left="5040" w:hanging="360"/>
+      </w:pPr>
+    </w:lvl>
+    <w:lvl w:ilvl="7" w:tentative="1">
+      <w:start w:val="1"/>
+      <w:numFmt w:val="decimal"/>
+      <w:lvlText w:val="%8."/>
+      <w:lvlJc w:val="left"/>
+      <w:pPr>
+        <w:tabs>
+          <w:tab w:val="num" w:pos="5760"/>
+        </w:tabs>
+        <w:ind w:left="5760" w:hanging="360"/>
+      </w:pPr>
+    </w:lvl>
+    <w:lvl w:ilvl="8" w:tentative="1">
+      <w:start w:val="1"/>
+      <w:numFmt w:val="decimal"/>
+      <w:lvlText w:val="%9."/>
+      <w:lvlJc w:val="left"/>
+      <w:pPr>
+        <w:tabs>
+          <w:tab w:val="num" w:pos="6480"/>
+        </w:tabs>
+        <w:ind w:left="6480" w:hanging="360"/>
+      </w:pPr>
+    </w:lvl>
+  </w:abstractNum>
+  <w:abstractNum w:abstractNumId="13" w15:restartNumberingAfterBreak="0">
+    <w:nsid w:val="53D73131"/>
+    <w:multiLevelType w:val="multilevel"/>
+    <w:tmpl w:val="C9D0AB86"/>
+    <w:lvl w:ilvl="0">
+      <w:start w:val="13"/>
+      <w:numFmt w:val="decimal"/>
+      <w:lvlText w:val="%1."/>
+      <w:lvlJc w:val="left"/>
+      <w:pPr>
+        <w:tabs>
+          <w:tab w:val="num" w:pos="720"/>
+        </w:tabs>
+        <w:ind w:left="720" w:hanging="360"/>
+      </w:pPr>
+    </w:lvl>
+    <w:lvl w:ilvl="1" w:tentative="1">
+      <w:start w:val="1"/>
+      <w:numFmt w:val="decimal"/>
+      <w:lvlText w:val="%2."/>
+      <w:lvlJc w:val="left"/>
+      <w:pPr>
+        <w:tabs>
+          <w:tab w:val="num" w:pos="1440"/>
+        </w:tabs>
+        <w:ind w:left="1440" w:hanging="360"/>
+      </w:pPr>
+    </w:lvl>
+    <w:lvl w:ilvl="2" w:tentative="1">
+      <w:start w:val="1"/>
+      <w:numFmt w:val="decimal"/>
+      <w:lvlText w:val="%3."/>
+      <w:lvlJc w:val="left"/>
+      <w:pPr>
+        <w:tabs>
+          <w:tab w:val="num" w:pos="2160"/>
+        </w:tabs>
+        <w:ind w:left="2160" w:hanging="360"/>
+      </w:pPr>
+    </w:lvl>
+    <w:lvl w:ilvl="3" w:tentative="1">
+      <w:start w:val="1"/>
+      <w:numFmt w:val="decimal"/>
+      <w:lvlText w:val="%4."/>
+      <w:lvlJc w:val="left"/>
+      <w:pPr>
+        <w:tabs>
+          <w:tab w:val="num" w:pos="2880"/>
+        </w:tabs>
+        <w:ind w:left="2880" w:hanging="360"/>
+      </w:pPr>
+    </w:lvl>
+    <w:lvl w:ilvl="4" w:tentative="1">
+      <w:start w:val="1"/>
+      <w:numFmt w:val="decimal"/>
+      <w:lvlText w:val="%5."/>
+      <w:lvlJc w:val="left"/>
+      <w:pPr>
+        <w:tabs>
+          <w:tab w:val="num" w:pos="3600"/>
+        </w:tabs>
+        <w:ind w:left="3600" w:hanging="360"/>
+      </w:pPr>
+    </w:lvl>
+    <w:lvl w:ilvl="5" w:tentative="1">
+      <w:start w:val="1"/>
+      <w:numFmt w:val="decimal"/>
+      <w:lvlText w:val="%6."/>
+      <w:lvlJc w:val="left"/>
+      <w:pPr>
+        <w:tabs>
+          <w:tab w:val="num" w:pos="4320"/>
+        </w:tabs>
+        <w:ind w:left="4320" w:hanging="360"/>
+      </w:pPr>
+    </w:lvl>
+    <w:lvl w:ilvl="6" w:tentative="1">
+      <w:start w:val="1"/>
+      <w:numFmt w:val="decimal"/>
+      <w:lvlText w:val="%7."/>
+      <w:lvlJc w:val="left"/>
+      <w:pPr>
+        <w:tabs>
+          <w:tab w:val="num" w:pos="5040"/>
+        </w:tabs>
+        <w:ind w:left="5040" w:hanging="360"/>
+      </w:pPr>
+    </w:lvl>
+    <w:lvl w:ilvl="7" w:tentative="1">
+      <w:start w:val="1"/>
+      <w:numFmt w:val="decimal"/>
+      <w:lvlText w:val="%8."/>
+      <w:lvlJc w:val="left"/>
+      <w:pPr>
+        <w:tabs>
+          <w:tab w:val="num" w:pos="5760"/>
+        </w:tabs>
+        <w:ind w:left="5760" w:hanging="360"/>
+      </w:pPr>
+    </w:lvl>
+    <w:lvl w:ilvl="8" w:tentative="1">
+      <w:start w:val="1"/>
+      <w:numFmt w:val="decimal"/>
+      <w:lvlText w:val="%9."/>
+      <w:lvlJc w:val="left"/>
+      <w:pPr>
+        <w:tabs>
+          <w:tab w:val="num" w:pos="6480"/>
+        </w:tabs>
+        <w:ind w:left="6480" w:hanging="360"/>
+      </w:pPr>
+    </w:lvl>
+  </w:abstractNum>
+  <w:abstractNum w:abstractNumId="14" w15:restartNumberingAfterBreak="0">
+    <w:nsid w:val="6A870620"/>
+    <w:multiLevelType w:val="multilevel"/>
+    <w:tmpl w:val="714C0F78"/>
+    <w:lvl w:ilvl="0">
+      <w:start w:val="9"/>
+      <w:numFmt w:val="decimal"/>
+      <w:lvlText w:val="%1."/>
+      <w:lvlJc w:val="left"/>
+      <w:pPr>
+        <w:tabs>
+          <w:tab w:val="num" w:pos="720"/>
+        </w:tabs>
+        <w:ind w:left="720" w:hanging="360"/>
+      </w:pPr>
+    </w:lvl>
+    <w:lvl w:ilvl="1" w:tentative="1">
+      <w:start w:val="1"/>
+      <w:numFmt w:val="decimal"/>
+      <w:lvlText w:val="%2."/>
+      <w:lvlJc w:val="left"/>
+      <w:pPr>
+        <w:tabs>
+          <w:tab w:val="num" w:pos="1440"/>
+        </w:tabs>
+        <w:ind w:left="1440" w:hanging="360"/>
+      </w:pPr>
+    </w:lvl>
+    <w:lvl w:ilvl="2" w:tentative="1">
+      <w:start w:val="1"/>
+      <w:numFmt w:val="decimal"/>
+      <w:lvlText w:val="%3."/>
+      <w:lvlJc w:val="left"/>
+      <w:pPr>
+        <w:tabs>
+          <w:tab w:val="num" w:pos="2160"/>
+        </w:tabs>
+        <w:ind w:left="2160" w:hanging="360"/>
+      </w:pPr>
+    </w:lvl>
+    <w:lvl w:ilvl="3" w:tentative="1">
+      <w:start w:val="1"/>
+      <w:numFmt w:val="decimal"/>
+      <w:lvlText w:val="%4."/>
+      <w:lvlJc w:val="left"/>
+      <w:pPr>
+        <w:tabs>
+          <w:tab w:val="num" w:pos="2880"/>
+        </w:tabs>
+        <w:ind w:left="2880" w:hanging="360"/>
+      </w:pPr>
+    </w:lvl>
+    <w:lvl w:ilvl="4" w:tentative="1">
+      <w:start w:val="1"/>
+      <w:numFmt w:val="decimal"/>
+      <w:lvlText w:val="%5."/>
+      <w:lvlJc w:val="left"/>
+      <w:pPr>
+        <w:tabs>
+          <w:tab w:val="num" w:pos="3600"/>
+        </w:tabs>
+        <w:ind w:left="3600" w:hanging="360"/>
+      </w:pPr>
+    </w:lvl>
+    <w:lvl w:ilvl="5" w:tentative="1">
+      <w:start w:val="1"/>
+      <w:numFmt w:val="decimal"/>
+      <w:lvlText w:val="%6."/>
+      <w:lvlJc w:val="left"/>
+      <w:pPr>
+        <w:tabs>
+          <w:tab w:val="num" w:pos="4320"/>
+        </w:tabs>
+        <w:ind w:left="4320" w:hanging="360"/>
+      </w:pPr>
+    </w:lvl>
+    <w:lvl w:ilvl="6" w:tentative="1">
+      <w:start w:val="1"/>
+      <w:numFmt w:val="decimal"/>
+      <w:lvlText w:val="%7."/>
+      <w:lvlJc w:val="left"/>
+      <w:pPr>
+        <w:tabs>
+          <w:tab w:val="num" w:pos="5040"/>
+        </w:tabs>
+        <w:ind w:left="5040" w:hanging="360"/>
+      </w:pPr>
+    </w:lvl>
+    <w:lvl w:ilvl="7" w:tentative="1">
+      <w:start w:val="1"/>
+      <w:numFmt w:val="decimal"/>
+      <w:lvlText w:val="%8."/>
+      <w:lvlJc w:val="left"/>
+      <w:pPr>
+        <w:tabs>
+          <w:tab w:val="num" w:pos="5760"/>
+        </w:tabs>
+        <w:ind w:left="5760" w:hanging="360"/>
+      </w:pPr>
+    </w:lvl>
+    <w:lvl w:ilvl="8" w:tentative="1">
+      <w:start w:val="1"/>
+      <w:numFmt w:val="decimal"/>
+      <w:lvlText w:val="%9."/>
+      <w:lvlJc w:val="left"/>
+      <w:pPr>
+        <w:tabs>
+          <w:tab w:val="num" w:pos="6480"/>
+        </w:tabs>
+        <w:ind w:left="6480" w:hanging="360"/>
+      </w:pPr>
+    </w:lvl>
+  </w:abstractNum>
+  <w:abstractNum w:abstractNumId="15" w15:restartNumberingAfterBreak="0">
     <w:nsid w:val="72795CF3"/>
     <w:multiLevelType w:val="multilevel"/>
     <w:tmpl w:val="230CE164"/>
@@ -4376,7 +6515,233 @@
       </w:rPr>
     </w:lvl>
   </w:abstractNum>
-  <w:abstractNum w:abstractNumId="13" w15:restartNumberingAfterBreak="0">
+  <w:abstractNum w:abstractNumId="16" w15:restartNumberingAfterBreak="0">
+    <w:nsid w:val="75B61D3C"/>
+    <w:multiLevelType w:val="multilevel"/>
+    <w:tmpl w:val="7D4ADF96"/>
+    <w:lvl w:ilvl="0">
+      <w:start w:val="8"/>
+      <w:numFmt w:val="decimal"/>
+      <w:lvlText w:val="%1."/>
+      <w:lvlJc w:val="left"/>
+      <w:pPr>
+        <w:tabs>
+          <w:tab w:val="num" w:pos="720"/>
+        </w:tabs>
+        <w:ind w:left="720" w:hanging="360"/>
+      </w:pPr>
+    </w:lvl>
+    <w:lvl w:ilvl="1" w:tentative="1">
+      <w:start w:val="1"/>
+      <w:numFmt w:val="decimal"/>
+      <w:lvlText w:val="%2."/>
+      <w:lvlJc w:val="left"/>
+      <w:pPr>
+        <w:tabs>
+          <w:tab w:val="num" w:pos="1440"/>
+        </w:tabs>
+        <w:ind w:left="1440" w:hanging="360"/>
+      </w:pPr>
+    </w:lvl>
+    <w:lvl w:ilvl="2" w:tentative="1">
+      <w:start w:val="1"/>
+      <w:numFmt w:val="decimal"/>
+      <w:lvlText w:val="%3."/>
+      <w:lvlJc w:val="left"/>
+      <w:pPr>
+        <w:tabs>
+          <w:tab w:val="num" w:pos="2160"/>
+        </w:tabs>
+        <w:ind w:left="2160" w:hanging="360"/>
+      </w:pPr>
+    </w:lvl>
+    <w:lvl w:ilvl="3" w:tentative="1">
+      <w:start w:val="1"/>
+      <w:numFmt w:val="decimal"/>
+      <w:lvlText w:val="%4."/>
+      <w:lvlJc w:val="left"/>
+      <w:pPr>
+        <w:tabs>
+          <w:tab w:val="num" w:pos="2880"/>
+        </w:tabs>
+        <w:ind w:left="2880" w:hanging="360"/>
+      </w:pPr>
+    </w:lvl>
+    <w:lvl w:ilvl="4" w:tentative="1">
+      <w:start w:val="1"/>
+      <w:numFmt w:val="decimal"/>
+      <w:lvlText w:val="%5."/>
+      <w:lvlJc w:val="left"/>
+      <w:pPr>
+        <w:tabs>
+          <w:tab w:val="num" w:pos="3600"/>
+        </w:tabs>
+        <w:ind w:left="3600" w:hanging="360"/>
+      </w:pPr>
+    </w:lvl>
+    <w:lvl w:ilvl="5" w:tentative="1">
+      <w:start w:val="1"/>
+      <w:numFmt w:val="decimal"/>
+      <w:lvlText w:val="%6."/>
+      <w:lvlJc w:val="left"/>
+      <w:pPr>
+        <w:tabs>
+          <w:tab w:val="num" w:pos="4320"/>
+        </w:tabs>
+        <w:ind w:left="4320" w:hanging="360"/>
+      </w:pPr>
+    </w:lvl>
+    <w:lvl w:ilvl="6" w:tentative="1">
+      <w:start w:val="1"/>
+      <w:numFmt w:val="decimal"/>
+      <w:lvlText w:val="%7."/>
+      <w:lvlJc w:val="left"/>
+      <w:pPr>
+        <w:tabs>
+          <w:tab w:val="num" w:pos="5040"/>
+        </w:tabs>
+        <w:ind w:left="5040" w:hanging="360"/>
+      </w:pPr>
+    </w:lvl>
+    <w:lvl w:ilvl="7" w:tentative="1">
+      <w:start w:val="1"/>
+      <w:numFmt w:val="decimal"/>
+      <w:lvlText w:val="%8."/>
+      <w:lvlJc w:val="left"/>
+      <w:pPr>
+        <w:tabs>
+          <w:tab w:val="num" w:pos="5760"/>
+        </w:tabs>
+        <w:ind w:left="5760" w:hanging="360"/>
+      </w:pPr>
+    </w:lvl>
+    <w:lvl w:ilvl="8" w:tentative="1">
+      <w:start w:val="1"/>
+      <w:numFmt w:val="decimal"/>
+      <w:lvlText w:val="%9."/>
+      <w:lvlJc w:val="left"/>
+      <w:pPr>
+        <w:tabs>
+          <w:tab w:val="num" w:pos="6480"/>
+        </w:tabs>
+        <w:ind w:left="6480" w:hanging="360"/>
+      </w:pPr>
+    </w:lvl>
+  </w:abstractNum>
+  <w:abstractNum w:abstractNumId="17" w15:restartNumberingAfterBreak="0">
+    <w:nsid w:val="7C4F403C"/>
+    <w:multiLevelType w:val="multilevel"/>
+    <w:tmpl w:val="E25EC28C"/>
+    <w:lvl w:ilvl="0">
+      <w:start w:val="10"/>
+      <w:numFmt w:val="decimal"/>
+      <w:lvlText w:val="%1."/>
+      <w:lvlJc w:val="left"/>
+      <w:pPr>
+        <w:tabs>
+          <w:tab w:val="num" w:pos="720"/>
+        </w:tabs>
+        <w:ind w:left="720" w:hanging="360"/>
+      </w:pPr>
+    </w:lvl>
+    <w:lvl w:ilvl="1" w:tentative="1">
+      <w:start w:val="1"/>
+      <w:numFmt w:val="decimal"/>
+      <w:lvlText w:val="%2."/>
+      <w:lvlJc w:val="left"/>
+      <w:pPr>
+        <w:tabs>
+          <w:tab w:val="num" w:pos="1440"/>
+        </w:tabs>
+        <w:ind w:left="1440" w:hanging="360"/>
+      </w:pPr>
+    </w:lvl>
+    <w:lvl w:ilvl="2" w:tentative="1">
+      <w:start w:val="1"/>
+      <w:numFmt w:val="decimal"/>
+      <w:lvlText w:val="%3."/>
+      <w:lvlJc w:val="left"/>
+      <w:pPr>
+        <w:tabs>
+          <w:tab w:val="num" w:pos="2160"/>
+        </w:tabs>
+        <w:ind w:left="2160" w:hanging="360"/>
+      </w:pPr>
+    </w:lvl>
+    <w:lvl w:ilvl="3" w:tentative="1">
+      <w:start w:val="1"/>
+      <w:numFmt w:val="decimal"/>
+      <w:lvlText w:val="%4."/>
+      <w:lvlJc w:val="left"/>
+      <w:pPr>
+        <w:tabs>
+          <w:tab w:val="num" w:pos="2880"/>
+        </w:tabs>
+        <w:ind w:left="2880" w:hanging="360"/>
+      </w:pPr>
+    </w:lvl>
+    <w:lvl w:ilvl="4" w:tentative="1">
+      <w:start w:val="1"/>
+      <w:numFmt w:val="decimal"/>
+      <w:lvlText w:val="%5."/>
+      <w:lvlJc w:val="left"/>
+      <w:pPr>
+        <w:tabs>
+          <w:tab w:val="num" w:pos="3600"/>
+        </w:tabs>
+        <w:ind w:left="3600" w:hanging="360"/>
+      </w:pPr>
+    </w:lvl>
+    <w:lvl w:ilvl="5" w:tentative="1">
+      <w:start w:val="1"/>
+      <w:numFmt w:val="decimal"/>
+      <w:lvlText w:val="%6."/>
+      <w:lvlJc w:val="left"/>
+      <w:pPr>
+        <w:tabs>
+          <w:tab w:val="num" w:pos="4320"/>
+        </w:tabs>
+        <w:ind w:left="4320" w:hanging="360"/>
+      </w:pPr>
+    </w:lvl>
+    <w:lvl w:ilvl="6" w:tentative="1">
+      <w:start w:val="1"/>
+      <w:numFmt w:val="decimal"/>
+      <w:lvlText w:val="%7."/>
+      <w:lvlJc w:val="left"/>
+      <w:pPr>
+        <w:tabs>
+          <w:tab w:val="num" w:pos="5040"/>
+        </w:tabs>
+        <w:ind w:left="5040" w:hanging="360"/>
+      </w:pPr>
+    </w:lvl>
+    <w:lvl w:ilvl="7" w:tentative="1">
+      <w:start w:val="1"/>
+      <w:numFmt w:val="decimal"/>
+      <w:lvlText w:val="%8."/>
+      <w:lvlJc w:val="left"/>
+      <w:pPr>
+        <w:tabs>
+          <w:tab w:val="num" w:pos="5760"/>
+        </w:tabs>
+        <w:ind w:left="5760" w:hanging="360"/>
+      </w:pPr>
+    </w:lvl>
+    <w:lvl w:ilvl="8" w:tentative="1">
+      <w:start w:val="1"/>
+      <w:numFmt w:val="decimal"/>
+      <w:lvlText w:val="%9."/>
+      <w:lvlJc w:val="left"/>
+      <w:pPr>
+        <w:tabs>
+          <w:tab w:val="num" w:pos="6480"/>
+        </w:tabs>
+        <w:ind w:left="6480" w:hanging="360"/>
+      </w:pPr>
+    </w:lvl>
+  </w:abstractNum>
+  <w:abstractNum w:abstractNumId="18" w15:restartNumberingAfterBreak="0">
     <w:nsid w:val="7E310250"/>
     <w:multiLevelType w:val="multilevel"/>
     <w:tmpl w:val="D5D60CE0"/>
@@ -4489,12 +6854,125 @@
       </w:pPr>
     </w:lvl>
   </w:abstractNum>
-  <w:abstractNum w:abstractNumId="14" w15:restartNumberingAfterBreak="0">
+  <w:abstractNum w:abstractNumId="19" w15:restartNumberingAfterBreak="0">
     <w:nsid w:val="7EB713CC"/>
     <w:multiLevelType w:val="multilevel"/>
     <w:tmpl w:val="77323CBA"/>
     <w:lvl w:ilvl="0">
       <w:start w:val="5"/>
+      <w:numFmt w:val="decimal"/>
+      <w:lvlText w:val="%1."/>
+      <w:lvlJc w:val="left"/>
+      <w:pPr>
+        <w:tabs>
+          <w:tab w:val="num" w:pos="720"/>
+        </w:tabs>
+        <w:ind w:left="720" w:hanging="360"/>
+      </w:pPr>
+    </w:lvl>
+    <w:lvl w:ilvl="1" w:tentative="1">
+      <w:start w:val="1"/>
+      <w:numFmt w:val="decimal"/>
+      <w:lvlText w:val="%2."/>
+      <w:lvlJc w:val="left"/>
+      <w:pPr>
+        <w:tabs>
+          <w:tab w:val="num" w:pos="1440"/>
+        </w:tabs>
+        <w:ind w:left="1440" w:hanging="360"/>
+      </w:pPr>
+    </w:lvl>
+    <w:lvl w:ilvl="2" w:tentative="1">
+      <w:start w:val="1"/>
+      <w:numFmt w:val="decimal"/>
+      <w:lvlText w:val="%3."/>
+      <w:lvlJc w:val="left"/>
+      <w:pPr>
+        <w:tabs>
+          <w:tab w:val="num" w:pos="2160"/>
+        </w:tabs>
+        <w:ind w:left="2160" w:hanging="360"/>
+      </w:pPr>
+    </w:lvl>
+    <w:lvl w:ilvl="3" w:tentative="1">
+      <w:start w:val="1"/>
+      <w:numFmt w:val="decimal"/>
+      <w:lvlText w:val="%4."/>
+      <w:lvlJc w:val="left"/>
+      <w:pPr>
+        <w:tabs>
+          <w:tab w:val="num" w:pos="2880"/>
+        </w:tabs>
+        <w:ind w:left="2880" w:hanging="360"/>
+      </w:pPr>
+    </w:lvl>
+    <w:lvl w:ilvl="4" w:tentative="1">
+      <w:start w:val="1"/>
+      <w:numFmt w:val="decimal"/>
+      <w:lvlText w:val="%5."/>
+      <w:lvlJc w:val="left"/>
+      <w:pPr>
+        <w:tabs>
+          <w:tab w:val="num" w:pos="3600"/>
+        </w:tabs>
+        <w:ind w:left="3600" w:hanging="360"/>
+      </w:pPr>
+    </w:lvl>
+    <w:lvl w:ilvl="5" w:tentative="1">
+      <w:start w:val="1"/>
+      <w:numFmt w:val="decimal"/>
+      <w:lvlText w:val="%6."/>
+      <w:lvlJc w:val="left"/>
+      <w:pPr>
+        <w:tabs>
+          <w:tab w:val="num" w:pos="4320"/>
+        </w:tabs>
+        <w:ind w:left="4320" w:hanging="360"/>
+      </w:pPr>
+    </w:lvl>
+    <w:lvl w:ilvl="6" w:tentative="1">
+      <w:start w:val="1"/>
+      <w:numFmt w:val="decimal"/>
+      <w:lvlText w:val="%7."/>
+      <w:lvlJc w:val="left"/>
+      <w:pPr>
+        <w:tabs>
+          <w:tab w:val="num" w:pos="5040"/>
+        </w:tabs>
+        <w:ind w:left="5040" w:hanging="360"/>
+      </w:pPr>
+    </w:lvl>
+    <w:lvl w:ilvl="7" w:tentative="1">
+      <w:start w:val="1"/>
+      <w:numFmt w:val="decimal"/>
+      <w:lvlText w:val="%8."/>
+      <w:lvlJc w:val="left"/>
+      <w:pPr>
+        <w:tabs>
+          <w:tab w:val="num" w:pos="5760"/>
+        </w:tabs>
+        <w:ind w:left="5760" w:hanging="360"/>
+      </w:pPr>
+    </w:lvl>
+    <w:lvl w:ilvl="8" w:tentative="1">
+      <w:start w:val="1"/>
+      <w:numFmt w:val="decimal"/>
+      <w:lvlText w:val="%9."/>
+      <w:lvlJc w:val="left"/>
+      <w:pPr>
+        <w:tabs>
+          <w:tab w:val="num" w:pos="6480"/>
+        </w:tabs>
+        <w:ind w:left="6480" w:hanging="360"/>
+      </w:pPr>
+    </w:lvl>
+  </w:abstractNum>
+  <w:abstractNum w:abstractNumId="20" w15:restartNumberingAfterBreak="0">
+    <w:nsid w:val="7FD969CE"/>
+    <w:multiLevelType w:val="multilevel"/>
+    <w:tmpl w:val="9F6CA302"/>
+    <w:lvl w:ilvl="0">
+      <w:start w:val="12"/>
       <w:numFmt w:val="decimal"/>
       <w:lvlText w:val="%1."/>
       <w:lvlJc w:val="left"/>
@@ -4612,7 +7090,7 @@
     <w:abstractNumId w:val="3"/>
   </w:num>
   <w:num w:numId="4" w16cid:durableId="485711506">
-    <w:abstractNumId w:val="13"/>
+    <w:abstractNumId w:val="18"/>
   </w:num>
   <w:num w:numId="5" w16cid:durableId="1800416927">
     <w:abstractNumId w:val="11"/>
@@ -4624,7 +7102,7 @@
     <w:abstractNumId w:val="1"/>
   </w:num>
   <w:num w:numId="8" w16cid:durableId="865673755">
-    <w:abstractNumId w:val="12"/>
+    <w:abstractNumId w:val="15"/>
   </w:num>
   <w:num w:numId="9" w16cid:durableId="174082111">
     <w:abstractNumId w:val="4"/>
@@ -4633,7 +7111,7 @@
     <w:abstractNumId w:val="5"/>
   </w:num>
   <w:num w:numId="11" w16cid:durableId="209995917">
-    <w:abstractNumId w:val="14"/>
+    <w:abstractNumId w:val="19"/>
   </w:num>
   <w:num w:numId="12" w16cid:durableId="1142699632">
     <w:abstractNumId w:val="2"/>
@@ -4646,6 +7124,24 @@
   </w:num>
   <w:num w:numId="15" w16cid:durableId="2058048124">
     <w:abstractNumId w:val="6"/>
+  </w:num>
+  <w:num w:numId="16" w16cid:durableId="92365152">
+    <w:abstractNumId w:val="16"/>
+  </w:num>
+  <w:num w:numId="17" w16cid:durableId="1825782467">
+    <w:abstractNumId w:val="14"/>
+  </w:num>
+  <w:num w:numId="18" w16cid:durableId="307129379">
+    <w:abstractNumId w:val="17"/>
+  </w:num>
+  <w:num w:numId="19" w16cid:durableId="79302763">
+    <w:abstractNumId w:val="12"/>
+  </w:num>
+  <w:num w:numId="20" w16cid:durableId="143620226">
+    <w:abstractNumId w:val="20"/>
+  </w:num>
+  <w:num w:numId="21" w16cid:durableId="1786463842">
+    <w:abstractNumId w:val="13"/>
   </w:num>
 </w:numbering>
 </file>
@@ -5047,7 +7543,7 @@
     <w:lsdException w:name="Unresolved Mention" w:semiHidden="1" w:unhideWhenUsed="1"/>
     <w:lsdException w:name="Smart Link" w:semiHidden="1" w:unhideWhenUsed="1"/>
   </w:latentStyles>
-  <w:style w:type="paragraph" w:default="1" w:styleId="Normal">
+  <w:style w:type="paragraph" w:default="1" w:styleId="a">
     <w:name w:val="Normal"/>
     <w:qFormat/>
     <w:pPr>
@@ -5059,10 +7555,10 @@
       <w:color w:val="000000"/>
     </w:rPr>
   </w:style>
-  <w:style w:type="paragraph" w:styleId="Heading1">
+  <w:style w:type="paragraph" w:styleId="1">
     <w:name w:val="heading 1"/>
-    <w:next w:val="Normal"/>
-    <w:link w:val="Heading1Char"/>
+    <w:next w:val="a"/>
+    <w:link w:val="10"/>
     <w:uiPriority w:val="9"/>
     <w:qFormat/>
     <w:pPr>
@@ -5078,13 +7574,12 @@
       <w:color w:val="000000"/>
     </w:rPr>
   </w:style>
-  <w:style w:type="character" w:default="1" w:styleId="DefaultParagraphFont">
+  <w:style w:type="character" w:default="1" w:styleId="a0">
     <w:name w:val="Default Paragraph Font"/>
     <w:uiPriority w:val="1"/>
-    <w:semiHidden/>
     <w:unhideWhenUsed/>
   </w:style>
-  <w:style w:type="table" w:default="1" w:styleId="TableNormal">
+  <w:style w:type="table" w:default="1" w:styleId="a1">
     <w:name w:val="Normal Table"/>
     <w:uiPriority w:val="99"/>
     <w:semiHidden/>
@@ -5099,15 +7594,15 @@
       </w:tblCellMar>
     </w:tblPr>
   </w:style>
-  <w:style w:type="numbering" w:default="1" w:styleId="NoList">
+  <w:style w:type="numbering" w:default="1" w:styleId="a2">
     <w:name w:val="No List"/>
     <w:uiPriority w:val="99"/>
     <w:semiHidden/>
     <w:unhideWhenUsed/>
   </w:style>
-  <w:style w:type="character" w:customStyle="1" w:styleId="Heading1Char">
-    <w:name w:val="Heading 1 Char"/>
-    <w:link w:val="Heading1"/>
+  <w:style w:type="character" w:customStyle="1" w:styleId="10">
+    <w:name w:val="Заголовок 1 Знак"/>
+    <w:link w:val="1"/>
     <w:rPr>
       <w:rFonts w:ascii="Courier New" w:eastAsia="Courier New" w:hAnsi="Courier New" w:cs="Courier New"/>
       <w:color w:val="000000"/>
